--- a/lessons/6-4/downloads/reveal/teacher/6.4-homework-packet.docx
+++ b/lessons/6-4/downloads/reveal/teacher/6.4-homework-packet.docx
@@ -15,10 +15,28 @@
         <w:rPr>
           <w:rFonts w:ascii="Avenir Next" w:hAnsi="Avenir Next" w:cs="Avenir Next" w:eastAsia="Avenir Next"/>
           <w:color w:val="1A1A1A"/>
+          <w:sz w:val="22"/>
+          <w:szCs w:val="20"/>
+        </w:rPr>
+        <w:t xml:space="preserve">Name</w:t>
+      </w:r>
+      <w:r>
+        <w:rPr>
+          <w:rFonts w:ascii="Avenir Next" w:hAnsi="Avenir Next" w:cs="Avenir Next" w:eastAsia="Avenir Next"/>
+          <w:color w:val="1A1A1A"/>
           <w:sz w:val="20"/>
           <w:szCs w:val="20"/>
         </w:rPr>
-        <w:t xml:space="preserve">Name</w:t>
+        <w:tab/>
+      </w:r>
+      <w:r>
+        <w:rPr>
+          <w:rFonts w:ascii="Avenir Next" w:hAnsi="Avenir Next" w:cs="Avenir Next" w:eastAsia="Avenir Next"/>
+          <w:color w:val="1A1A1A"/>
+          <w:sz w:val="22"/>
+          <w:szCs w:val="20"/>
+        </w:rPr>
+        <w:t xml:space="preserve">   Date</w:t>
       </w:r>
       <w:r>
         <w:rPr>
@@ -33,25 +51,7 @@
         <w:rPr>
           <w:rFonts w:ascii="Avenir Next" w:hAnsi="Avenir Next" w:cs="Avenir Next" w:eastAsia="Avenir Next"/>
           <w:color w:val="1A1A1A"/>
-          <w:sz w:val="20"/>
-          <w:szCs w:val="20"/>
-        </w:rPr>
-        <w:t xml:space="preserve">   Date</w:t>
-      </w:r>
-      <w:r>
-        <w:rPr>
-          <w:rFonts w:ascii="Avenir Next" w:hAnsi="Avenir Next" w:cs="Avenir Next" w:eastAsia="Avenir Next"/>
-          <w:color w:val="1A1A1A"/>
-          <w:sz w:val="20"/>
-          <w:szCs w:val="20"/>
-        </w:rPr>
-        <w:tab/>
-      </w:r>
-      <w:r>
-        <w:rPr>
-          <w:rFonts w:ascii="Avenir Next" w:hAnsi="Avenir Next" w:cs="Avenir Next" w:eastAsia="Avenir Next"/>
-          <w:color w:val="1A1A1A"/>
-          <w:sz w:val="20"/>
+          <w:sz w:val="22"/>
           <w:szCs w:val="20"/>
         </w:rPr>
         <w:t xml:space="preserve">   Period</w:t>
@@ -78,7 +78,7 @@
           <w:caps/>
           <w:color w:val="003A70"/>
           <w:spacing w:val="12"/>
-          <w:sz w:val="19"/>
+          <w:sz w:val="22"/>
           <w:szCs w:val="19"/>
         </w:rPr>
         <w:t xml:space="preserve">Lesson 6-4  ·  Homework Packet  ·  Sheet 1 of 2</w:t>
@@ -86,6 +86,7 @@
     </w:p>
     <w:p>
       <w:pPr>
+        <w:pStyle w:val="Heading1"/>
         <w:keepNext/>
         <w:spacing w:before="0" w:after="0" w:line="240" w:lineRule="auto"/>
       </w:pPr>
@@ -111,7 +112,7 @@
         <w:rPr>
           <w:rFonts w:ascii="Avenir Next" w:hAnsi="Avenir Next" w:cs="Avenir Next" w:eastAsia="Avenir Next"/>
           <w:color w:val="5A5F66"/>
-          <w:sz w:val="17"/>
+          <w:sz w:val="22"/>
           <w:szCs w:val="17"/>
         </w:rPr>
         <w:t xml:space="preserve">Maryland Standard 6.EE.A.2   ·   Learning target — I can write a numerical expression that matches a situation.</w:t>
@@ -158,6 +159,7 @@
           </w:tcPr>
           <w:p>
             <w:pPr>
+              <w:pStyle w:val="Heading2"/>
               <w:spacing w:before="0" w:after="0" w:line="240" w:lineRule="auto"/>
             </w:pPr>
             <w:r>
@@ -185,44 +187,44 @@
                 <w:rFonts w:ascii="Avenir Next" w:hAnsi="Avenir Next" w:cs="Avenir Next" w:eastAsia="Avenir Next"/>
                 <w:b/>
                 <w:color w:val="003A70"/>
+                <w:sz w:val="22"/>
+                <w:szCs w:val="18"/>
+              </w:rPr>
+              <w:t xml:space="preserve">•</w:t>
+            </w:r>
+            <w:r>
+              <w:rPr>
+                <w:rFonts w:ascii="Avenir Next" w:hAnsi="Avenir Next" w:cs="Avenir Next" w:eastAsia="Avenir Next"/>
+                <w:color w:val="1A1A1A"/>
                 <w:sz w:val="18"/>
                 <w:szCs w:val="18"/>
               </w:rPr>
-              <w:t xml:space="preserve">•</w:t>
-            </w:r>
-            <w:r>
-              <w:rPr>
-                <w:rFonts w:ascii="Avenir Next" w:hAnsi="Avenir Next" w:cs="Avenir Next" w:eastAsia="Avenir Next"/>
-                <w:color w:val="1A1A1A"/>
-                <w:sz w:val="18"/>
+              <w:tab/>
+            </w:r>
+            <w:r>
+              <w:rPr>
+                <w:rFonts w:ascii="Avenir Next" w:hAnsi="Avenir Next" w:cs="Avenir Next" w:eastAsia="Avenir Next"/>
+                <w:color w:val="1A1A1A"/>
+                <w:sz w:val="22"/>
                 <w:szCs w:val="18"/>
               </w:rPr>
-              <w:tab/>
-            </w:r>
-            <w:r>
-              <w:rPr>
-                <w:rFonts w:ascii="Avenir Next" w:hAnsi="Avenir Next" w:cs="Avenir Next" w:eastAsia="Avenir Next"/>
-                <w:color w:val="1A1A1A"/>
-                <w:sz w:val="18"/>
+              <w:t xml:space="preserve">A </w:t>
+            </w:r>
+            <w:r>
+              <w:rPr>
+                <w:rFonts w:ascii="Avenir Next" w:hAnsi="Avenir Next" w:cs="Avenir Next" w:eastAsia="Avenir Next"/>
+                <w:b/>
+                <w:color w:val="1A1A1A"/>
+                <w:sz w:val="22"/>
                 <w:szCs w:val="18"/>
               </w:rPr>
-              <w:t xml:space="preserve">A </w:t>
-            </w:r>
-            <w:r>
-              <w:rPr>
-                <w:rFonts w:ascii="Avenir Next" w:hAnsi="Avenir Next" w:cs="Avenir Next" w:eastAsia="Avenir Next"/>
-                <w:b/>
-                <w:color w:val="1A1A1A"/>
-                <w:sz w:val="18"/>
-                <w:szCs w:val="18"/>
-              </w:rPr>
               <w:t xml:space="preserve">numerical expression</w:t>
             </w:r>
             <w:r>
               <w:rPr>
                 <w:rFonts w:ascii="Avenir Next" w:hAnsi="Avenir Next" w:cs="Avenir Next" w:eastAsia="Avenir Next"/>
                 <w:color w:val="1A1A1A"/>
-                <w:sz w:val="18"/>
+                <w:sz w:val="22"/>
                 <w:szCs w:val="18"/>
               </w:rPr>
               <w:t xml:space="preserve"> uses numbers and operations. It has no equals sign.</w:t>
@@ -241,44 +243,44 @@
                 <w:rFonts w:ascii="Avenir Next" w:hAnsi="Avenir Next" w:cs="Avenir Next" w:eastAsia="Avenir Next"/>
                 <w:b/>
                 <w:color w:val="003A70"/>
+                <w:sz w:val="22"/>
+                <w:szCs w:val="18"/>
+              </w:rPr>
+              <w:t xml:space="preserve">•</w:t>
+            </w:r>
+            <w:r>
+              <w:rPr>
+                <w:rFonts w:ascii="Avenir Next" w:hAnsi="Avenir Next" w:cs="Avenir Next" w:eastAsia="Avenir Next"/>
+                <w:color w:val="1A1A1A"/>
                 <w:sz w:val="18"/>
                 <w:szCs w:val="18"/>
               </w:rPr>
-              <w:t xml:space="preserve">•</w:t>
-            </w:r>
-            <w:r>
-              <w:rPr>
-                <w:rFonts w:ascii="Avenir Next" w:hAnsi="Avenir Next" w:cs="Avenir Next" w:eastAsia="Avenir Next"/>
-                <w:color w:val="1A1A1A"/>
-                <w:sz w:val="18"/>
+              <w:tab/>
+            </w:r>
+            <w:r>
+              <w:rPr>
+                <w:rFonts w:ascii="Avenir Next" w:hAnsi="Avenir Next" w:cs="Avenir Next" w:eastAsia="Avenir Next"/>
+                <w:color w:val="1A1A1A"/>
+                <w:sz w:val="22"/>
                 <w:szCs w:val="18"/>
               </w:rPr>
-              <w:tab/>
-            </w:r>
-            <w:r>
-              <w:rPr>
-                <w:rFonts w:ascii="Avenir Next" w:hAnsi="Avenir Next" w:cs="Avenir Next" w:eastAsia="Avenir Next"/>
-                <w:color w:val="1A1A1A"/>
-                <w:sz w:val="18"/>
+              <w:t xml:space="preserve">Sum (+), difference (−), product (×), quotient (÷). </w:t>
+            </w:r>
+            <w:r>
+              <w:rPr>
+                <w:rFonts w:ascii="Avenir Next" w:hAnsi="Avenir Next" w:cs="Avenir Next" w:eastAsia="Avenir Next"/>
+                <w:b/>
+                <w:color w:val="1A1A1A"/>
+                <w:sz w:val="22"/>
                 <w:szCs w:val="18"/>
               </w:rPr>
-              <w:t xml:space="preserve">Sum (+), difference (−), product (×), quotient (÷). </w:t>
-            </w:r>
-            <w:r>
-              <w:rPr>
-                <w:rFonts w:ascii="Avenir Next" w:hAnsi="Avenir Next" w:cs="Avenir Next" w:eastAsia="Avenir Next"/>
-                <w:b/>
-                <w:color w:val="1A1A1A"/>
-                <w:sz w:val="18"/>
-                <w:szCs w:val="18"/>
-              </w:rPr>
               <w:t xml:space="preserve">Less than</w:t>
             </w:r>
             <w:r>
               <w:rPr>
                 <w:rFonts w:ascii="Avenir Next" w:hAnsi="Avenir Next" w:cs="Avenir Next" w:eastAsia="Avenir Next"/>
                 <w:color w:val="1A1A1A"/>
-                <w:sz w:val="18"/>
+                <w:sz w:val="22"/>
                 <w:szCs w:val="18"/>
               </w:rPr>
               <w:t xml:space="preserve"> flips the order: 5 less than 12 is 12 − 5.</w:t>
@@ -297,44 +299,44 @@
                 <w:rFonts w:ascii="Avenir Next" w:hAnsi="Avenir Next" w:cs="Avenir Next" w:eastAsia="Avenir Next"/>
                 <w:b/>
                 <w:color w:val="003A70"/>
+                <w:sz w:val="22"/>
+                <w:szCs w:val="18"/>
+              </w:rPr>
+              <w:t xml:space="preserve">•</w:t>
+            </w:r>
+            <w:r>
+              <w:rPr>
+                <w:rFonts w:ascii="Avenir Next" w:hAnsi="Avenir Next" w:cs="Avenir Next" w:eastAsia="Avenir Next"/>
+                <w:color w:val="1A1A1A"/>
                 <w:sz w:val="18"/>
                 <w:szCs w:val="18"/>
               </w:rPr>
-              <w:t xml:space="preserve">•</w:t>
-            </w:r>
-            <w:r>
-              <w:rPr>
-                <w:rFonts w:ascii="Avenir Next" w:hAnsi="Avenir Next" w:cs="Avenir Next" w:eastAsia="Avenir Next"/>
-                <w:color w:val="1A1A1A"/>
-                <w:sz w:val="18"/>
+              <w:tab/>
+            </w:r>
+            <w:r>
+              <w:rPr>
+                <w:rFonts w:ascii="Avenir Next" w:hAnsi="Avenir Next" w:cs="Avenir Next" w:eastAsia="Avenir Next"/>
+                <w:color w:val="1A1A1A"/>
+                <w:sz w:val="22"/>
                 <w:szCs w:val="18"/>
               </w:rPr>
-              <w:tab/>
-            </w:r>
-            <w:r>
-              <w:rPr>
-                <w:rFonts w:ascii="Avenir Next" w:hAnsi="Avenir Next" w:cs="Avenir Next" w:eastAsia="Avenir Next"/>
-                <w:color w:val="1A1A1A"/>
-                <w:sz w:val="18"/>
+              <w:t xml:space="preserve">Use </w:t>
+            </w:r>
+            <w:r>
+              <w:rPr>
+                <w:rFonts w:ascii="Avenir Next" w:hAnsi="Avenir Next" w:cs="Avenir Next" w:eastAsia="Avenir Next"/>
+                <w:b/>
+                <w:color w:val="1A1A1A"/>
+                <w:sz w:val="22"/>
                 <w:szCs w:val="18"/>
               </w:rPr>
-              <w:t xml:space="preserve">Use </w:t>
-            </w:r>
-            <w:r>
-              <w:rPr>
-                <w:rFonts w:ascii="Avenir Next" w:hAnsi="Avenir Next" w:cs="Avenir Next" w:eastAsia="Avenir Next"/>
-                <w:b/>
-                <w:color w:val="1A1A1A"/>
-                <w:sz w:val="18"/>
-                <w:szCs w:val="18"/>
-              </w:rPr>
               <w:t xml:space="preserve">parentheses</w:t>
             </w:r>
             <w:r>
               <w:rPr>
                 <w:rFonts w:ascii="Avenir Next" w:hAnsi="Avenir Next" w:cs="Avenir Next" w:eastAsia="Avenir Next"/>
                 <w:color w:val="1A1A1A"/>
-                <w:sz w:val="18"/>
+                <w:sz w:val="22"/>
                 <w:szCs w:val="18"/>
               </w:rPr>
               <w:t xml:space="preserve"> for a part done first: the sum of 4 and 6, tripled, is 3 × (4 + 6).</w:t>
@@ -349,6 +351,7 @@
           </w:tcPr>
           <w:p>
             <w:pPr>
+              <w:pStyle w:val="Heading2"/>
               <w:spacing w:before="0" w:after="0" w:line="240" w:lineRule="auto"/>
             </w:pPr>
             <w:r>
@@ -371,7 +374,7 @@
               <w:rPr>
                 <w:rFonts w:ascii="Avenir Next" w:hAnsi="Avenir Next" w:cs="Avenir Next" w:eastAsia="Avenir Next"/>
                 <w:color w:val="1A1A1A"/>
-                <w:sz w:val="17"/>
+                <w:sz w:val="22"/>
                 <w:szCs w:val="17"/>
               </w:rPr>
               <w:t xml:space="preserve">Kayla buys 3 notebooks at $4 each and a backpack for $15. Write an expression for the total cost. Then evaluate it.</w:t>
@@ -390,25 +393,25 @@
                 <w:rFonts w:ascii="Avenir Next" w:hAnsi="Avenir Next" w:cs="Avenir Next" w:eastAsia="Avenir Next"/>
                 <w:b/>
                 <w:color w:val="003A70"/>
+                <w:sz w:val="22"/>
+                <w:szCs w:val="17"/>
+              </w:rPr>
+              <w:t xml:space="preserve">Step 1</w:t>
+            </w:r>
+            <w:r>
+              <w:rPr>
+                <w:rFonts w:ascii="Avenir Next" w:hAnsi="Avenir Next" w:cs="Avenir Next" w:eastAsia="Avenir Next"/>
+                <w:color w:val="1A1A1A"/>
                 <w:sz w:val="17"/>
                 <w:szCs w:val="17"/>
               </w:rPr>
-              <w:t xml:space="preserve">Step 1</w:t>
-            </w:r>
-            <w:r>
-              <w:rPr>
-                <w:rFonts w:ascii="Avenir Next" w:hAnsi="Avenir Next" w:cs="Avenir Next" w:eastAsia="Avenir Next"/>
-                <w:color w:val="1A1A1A"/>
-                <w:sz w:val="17"/>
-                <w:szCs w:val="17"/>
-              </w:rPr>
               <w:tab/>
             </w:r>
             <w:r>
               <w:rPr>
                 <w:rFonts w:ascii="Avenir Next" w:hAnsi="Avenir Next" w:cs="Avenir Next" w:eastAsia="Avenir Next"/>
                 <w:color w:val="1A1A1A"/>
-                <w:sz w:val="17"/>
+                <w:sz w:val="22"/>
                 <w:szCs w:val="17"/>
               </w:rPr>
               <w:t xml:space="preserve">Notebooks: 3 × 4. Backpack: 15</w:t>
@@ -427,25 +430,25 @@
                 <w:rFonts w:ascii="Avenir Next" w:hAnsi="Avenir Next" w:cs="Avenir Next" w:eastAsia="Avenir Next"/>
                 <w:b/>
                 <w:color w:val="003A70"/>
+                <w:sz w:val="22"/>
+                <w:szCs w:val="17"/>
+              </w:rPr>
+              <w:t xml:space="preserve">Step 2</w:t>
+            </w:r>
+            <w:r>
+              <w:rPr>
+                <w:rFonts w:ascii="Avenir Next" w:hAnsi="Avenir Next" w:cs="Avenir Next" w:eastAsia="Avenir Next"/>
+                <w:color w:val="1A1A1A"/>
                 <w:sz w:val="17"/>
                 <w:szCs w:val="17"/>
               </w:rPr>
-              <w:t xml:space="preserve">Step 2</w:t>
-            </w:r>
-            <w:r>
-              <w:rPr>
-                <w:rFonts w:ascii="Avenir Next" w:hAnsi="Avenir Next" w:cs="Avenir Next" w:eastAsia="Avenir Next"/>
-                <w:color w:val="1A1A1A"/>
-                <w:sz w:val="17"/>
-                <w:szCs w:val="17"/>
-              </w:rPr>
               <w:tab/>
             </w:r>
             <w:r>
               <w:rPr>
                 <w:rFonts w:ascii="Avenir Next" w:hAnsi="Avenir Next" w:cs="Avenir Next" w:eastAsia="Avenir Next"/>
                 <w:color w:val="1A1A1A"/>
-                <w:sz w:val="17"/>
+                <w:sz w:val="22"/>
                 <w:szCs w:val="17"/>
               </w:rPr>
               <w:t xml:space="preserve">Join them: 3 × 4 + 15</w:t>
@@ -464,25 +467,25 @@
                 <w:rFonts w:ascii="Avenir Next" w:hAnsi="Avenir Next" w:cs="Avenir Next" w:eastAsia="Avenir Next"/>
                 <w:b/>
                 <w:color w:val="003A70"/>
+                <w:sz w:val="22"/>
+                <w:szCs w:val="17"/>
+              </w:rPr>
+              <w:t xml:space="preserve">Step 3</w:t>
+            </w:r>
+            <w:r>
+              <w:rPr>
+                <w:rFonts w:ascii="Avenir Next" w:hAnsi="Avenir Next" w:cs="Avenir Next" w:eastAsia="Avenir Next"/>
+                <w:color w:val="1A1A1A"/>
                 <w:sz w:val="17"/>
                 <w:szCs w:val="17"/>
               </w:rPr>
-              <w:t xml:space="preserve">Step 3</w:t>
-            </w:r>
-            <w:r>
-              <w:rPr>
-                <w:rFonts w:ascii="Avenir Next" w:hAnsi="Avenir Next" w:cs="Avenir Next" w:eastAsia="Avenir Next"/>
-                <w:color w:val="1A1A1A"/>
-                <w:sz w:val="17"/>
-                <w:szCs w:val="17"/>
-              </w:rPr>
               <w:tab/>
             </w:r>
             <w:r>
               <w:rPr>
                 <w:rFonts w:ascii="Avenir Next" w:hAnsi="Avenir Next" w:cs="Avenir Next" w:eastAsia="Avenir Next"/>
                 <w:color w:val="1A1A1A"/>
-                <w:sz w:val="17"/>
+                <w:sz w:val="22"/>
                 <w:szCs w:val="17"/>
               </w:rPr>
               <w:t xml:space="preserve">Evaluate: 12 + 15 = 27</w:t>
@@ -501,18 +504,18 @@
                 <w:rFonts w:ascii="Avenir Next" w:hAnsi="Avenir Next" w:cs="Avenir Next" w:eastAsia="Avenir Next"/>
                 <w:b/>
                 <w:color w:val="1A1A1A"/>
+                <w:sz w:val="22"/>
+                <w:szCs w:val="17"/>
+              </w:rPr>
+              <w:t xml:space="preserve">Answer</w:t>
+            </w:r>
+            <w:r>
+              <w:rPr>
+                <w:rFonts w:ascii="Avenir Next" w:hAnsi="Avenir Next" w:cs="Avenir Next" w:eastAsia="Avenir Next"/>
+                <w:color w:val="1A1A1A"/>
                 <w:sz w:val="17"/>
                 <w:szCs w:val="17"/>
               </w:rPr>
-              <w:t xml:space="preserve">Answer</w:t>
-            </w:r>
-            <w:r>
-              <w:rPr>
-                <w:rFonts w:ascii="Avenir Next" w:hAnsi="Avenir Next" w:cs="Avenir Next" w:eastAsia="Avenir Next"/>
-                <w:color w:val="1A1A1A"/>
-                <w:sz w:val="17"/>
-                <w:szCs w:val="17"/>
-              </w:rPr>
               <w:tab/>
             </w:r>
             <w:r>
@@ -520,7 +523,7 @@
                 <w:rFonts w:ascii="Avenir Next" w:hAnsi="Avenir Next" w:cs="Avenir Next" w:eastAsia="Avenir Next"/>
                 <w:b/>
                 <w:color w:val="1A1A1A"/>
-                <w:sz w:val="17"/>
+                <w:sz w:val="22"/>
                 <w:szCs w:val="17"/>
               </w:rPr>
               <w:t xml:space="preserve">3 × 4 + 15 = $27</w:t>
@@ -531,6 +534,7 @@
     </w:tbl>
     <w:p>
       <w:pPr>
+        <w:pStyle w:val="Heading2"/>
         <w:keepNext/>
         <w:pBdr>
           <w:bottom w:val="single" w:sz="8" w:space="3" w:color="003A70"/>
@@ -546,7 +550,7 @@
           <w:b/>
           <w:color w:val="003A70"/>
           <w:spacing w:val="14"/>
-          <w:sz w:val="19"/>
+          <w:sz w:val="22"/>
           <w:szCs w:val="19"/>
         </w:rPr>
         <w:t xml:space="preserve">PRACTICE</w:t>
@@ -565,7 +569,7 @@
           <w:rFonts w:ascii="Avenir Next" w:hAnsi="Avenir Next" w:cs="Avenir Next" w:eastAsia="Avenir Next"/>
           <w:i/>
           <w:color w:val="5A5F66"/>
-          <w:sz w:val="17"/>
+          <w:sz w:val="22"/>
           <w:szCs w:val="17"/>
         </w:rPr>
         <w:t xml:space="preserve">show your work · label units</w:t>
@@ -585,25 +589,25 @@
           <w:rFonts w:ascii="Avenir Next" w:hAnsi="Avenir Next" w:cs="Avenir Next" w:eastAsia="Avenir Next"/>
           <w:b/>
           <w:color w:val="1A1A1A"/>
+          <w:sz w:val="22"/>
+          <w:szCs w:val="20"/>
+        </w:rPr>
+        <w:t xml:space="preserve">1.</w:t>
+      </w:r>
+      <w:r>
+        <w:rPr>
+          <w:rFonts w:ascii="Avenir Next" w:hAnsi="Avenir Next" w:cs="Avenir Next" w:eastAsia="Avenir Next"/>
+          <w:color w:val="1A1A1A"/>
           <w:sz w:val="20"/>
           <w:szCs w:val="20"/>
         </w:rPr>
-        <w:t xml:space="preserve">1.</w:t>
-      </w:r>
-      <w:r>
-        <w:rPr>
-          <w:rFonts w:ascii="Avenir Next" w:hAnsi="Avenir Next" w:cs="Avenir Next" w:eastAsia="Avenir Next"/>
-          <w:color w:val="1A1A1A"/>
-          <w:sz w:val="20"/>
-          <w:szCs w:val="20"/>
-        </w:rPr>
         <w:tab/>
       </w:r>
       <w:r>
         <w:rPr>
           <w:rFonts w:ascii="Avenir Next" w:hAnsi="Avenir Next" w:cs="Avenir Next" w:eastAsia="Avenir Next"/>
           <w:color w:val="1A1A1A"/>
-          <w:sz w:val="20"/>
+          <w:sz w:val="22"/>
           <w:szCs w:val="20"/>
         </w:rPr>
         <w:t xml:space="preserve">Write a numerical expression for each phrase. Do not evaluate.</w:t>
@@ -658,25 +662,25 @@
                 <w:rFonts w:ascii="Avenir Next" w:hAnsi="Avenir Next" w:cs="Avenir Next" w:eastAsia="Avenir Next"/>
                 <w:b/>
                 <w:color w:val="003A70"/>
+                <w:sz w:val="22"/>
+                <w:szCs w:val="20"/>
+              </w:rPr>
+              <w:t xml:space="preserve">a.</w:t>
+            </w:r>
+            <w:r>
+              <w:rPr>
+                <w:rFonts w:ascii="Avenir Next" w:hAnsi="Avenir Next" w:cs="Avenir Next" w:eastAsia="Avenir Next"/>
+                <w:color w:val="1A1A1A"/>
                 <w:sz w:val="20"/>
                 <w:szCs w:val="20"/>
               </w:rPr>
-              <w:t xml:space="preserve">a.</w:t>
-            </w:r>
-            <w:r>
-              <w:rPr>
-                <w:rFonts w:ascii="Avenir Next" w:hAnsi="Avenir Next" w:cs="Avenir Next" w:eastAsia="Avenir Next"/>
-                <w:color w:val="1A1A1A"/>
-                <w:sz w:val="20"/>
-                <w:szCs w:val="20"/>
-              </w:rPr>
               <w:tab/>
             </w:r>
             <w:r>
               <w:rPr>
                 <w:rFonts w:ascii="Avenir Next" w:hAnsi="Avenir Next" w:cs="Avenir Next" w:eastAsia="Avenir Next"/>
                 <w:color w:val="1A1A1A"/>
-                <w:sz w:val="20"/>
+                <w:sz w:val="22"/>
                 <w:szCs w:val="20"/>
               </w:rPr>
               <w:t xml:space="preserve">the product of 7 and 8, minus 10</w:t>
@@ -720,25 +724,25 @@
                 <w:rFonts w:ascii="Avenir Next" w:hAnsi="Avenir Next" w:cs="Avenir Next" w:eastAsia="Avenir Next"/>
                 <w:b/>
                 <w:color w:val="003A70"/>
+                <w:sz w:val="22"/>
+                <w:szCs w:val="20"/>
+              </w:rPr>
+              <w:t xml:space="preserve">b.</w:t>
+            </w:r>
+            <w:r>
+              <w:rPr>
+                <w:rFonts w:ascii="Avenir Next" w:hAnsi="Avenir Next" w:cs="Avenir Next" w:eastAsia="Avenir Next"/>
+                <w:color w:val="1A1A1A"/>
                 <w:sz w:val="20"/>
                 <w:szCs w:val="20"/>
               </w:rPr>
-              <w:t xml:space="preserve">b.</w:t>
-            </w:r>
-            <w:r>
-              <w:rPr>
-                <w:rFonts w:ascii="Avenir Next" w:hAnsi="Avenir Next" w:cs="Avenir Next" w:eastAsia="Avenir Next"/>
-                <w:color w:val="1A1A1A"/>
-                <w:sz w:val="20"/>
-                <w:szCs w:val="20"/>
-              </w:rPr>
               <w:tab/>
             </w:r>
             <w:r>
               <w:rPr>
                 <w:rFonts w:ascii="Avenir Next" w:hAnsi="Avenir Next" w:cs="Avenir Next" w:eastAsia="Avenir Next"/>
                 <w:color w:val="1A1A1A"/>
-                <w:sz w:val="20"/>
+                <w:sz w:val="22"/>
                 <w:szCs w:val="20"/>
               </w:rPr>
               <w:t xml:space="preserve">12 less than 50</w:t>
@@ -788,25 +792,25 @@
                 <w:rFonts w:ascii="Avenir Next" w:hAnsi="Avenir Next" w:cs="Avenir Next" w:eastAsia="Avenir Next"/>
                 <w:b/>
                 <w:color w:val="003A70"/>
+                <w:sz w:val="22"/>
+                <w:szCs w:val="20"/>
+              </w:rPr>
+              <w:t xml:space="preserve">c.</w:t>
+            </w:r>
+            <w:r>
+              <w:rPr>
+                <w:rFonts w:ascii="Avenir Next" w:hAnsi="Avenir Next" w:cs="Avenir Next" w:eastAsia="Avenir Next"/>
+                <w:color w:val="1A1A1A"/>
                 <w:sz w:val="20"/>
                 <w:szCs w:val="20"/>
               </w:rPr>
-              <w:t xml:space="preserve">c.</w:t>
-            </w:r>
-            <w:r>
-              <w:rPr>
-                <w:rFonts w:ascii="Avenir Next" w:hAnsi="Avenir Next" w:cs="Avenir Next" w:eastAsia="Avenir Next"/>
-                <w:color w:val="1A1A1A"/>
-                <w:sz w:val="20"/>
-                <w:szCs w:val="20"/>
-              </w:rPr>
               <w:tab/>
             </w:r>
             <w:r>
               <w:rPr>
                 <w:rFonts w:ascii="Avenir Next" w:hAnsi="Avenir Next" w:cs="Avenir Next" w:eastAsia="Avenir Next"/>
                 <w:color w:val="1A1A1A"/>
-                <w:sz w:val="20"/>
+                <w:sz w:val="22"/>
                 <w:szCs w:val="20"/>
               </w:rPr>
               <w:t xml:space="preserve">the quotient of 36 and 9, plus 2</w:t>
@@ -850,25 +854,25 @@
                 <w:rFonts w:ascii="Avenir Next" w:hAnsi="Avenir Next" w:cs="Avenir Next" w:eastAsia="Avenir Next"/>
                 <w:b/>
                 <w:color w:val="003A70"/>
+                <w:sz w:val="22"/>
+                <w:szCs w:val="20"/>
+              </w:rPr>
+              <w:t xml:space="preserve">d.</w:t>
+            </w:r>
+            <w:r>
+              <w:rPr>
+                <w:rFonts w:ascii="Avenir Next" w:hAnsi="Avenir Next" w:cs="Avenir Next" w:eastAsia="Avenir Next"/>
+                <w:color w:val="1A1A1A"/>
                 <w:sz w:val="20"/>
                 <w:szCs w:val="20"/>
               </w:rPr>
-              <w:t xml:space="preserve">d.</w:t>
-            </w:r>
-            <w:r>
-              <w:rPr>
-                <w:rFonts w:ascii="Avenir Next" w:hAnsi="Avenir Next" w:cs="Avenir Next" w:eastAsia="Avenir Next"/>
-                <w:color w:val="1A1A1A"/>
-                <w:sz w:val="20"/>
-                <w:szCs w:val="20"/>
-              </w:rPr>
               <w:tab/>
             </w:r>
             <w:r>
               <w:rPr>
                 <w:rFonts w:ascii="Avenir Next" w:hAnsi="Avenir Next" w:cs="Avenir Next" w:eastAsia="Avenir Next"/>
                 <w:color w:val="1A1A1A"/>
-                <w:sz w:val="20"/>
+                <w:sz w:val="22"/>
                 <w:szCs w:val="20"/>
               </w:rPr>
               <w:t xml:space="preserve">the difference of 15 and 6, doubled</w:t>
@@ -918,25 +922,25 @@
                 <w:rFonts w:ascii="Avenir Next" w:hAnsi="Avenir Next" w:cs="Avenir Next" w:eastAsia="Avenir Next"/>
                 <w:b/>
                 <w:color w:val="003A70"/>
+                <w:sz w:val="22"/>
+                <w:szCs w:val="20"/>
+              </w:rPr>
+              <w:t xml:space="preserve">e.</w:t>
+            </w:r>
+            <w:r>
+              <w:rPr>
+                <w:rFonts w:ascii="Avenir Next" w:hAnsi="Avenir Next" w:cs="Avenir Next" w:eastAsia="Avenir Next"/>
+                <w:color w:val="1A1A1A"/>
                 <w:sz w:val="20"/>
                 <w:szCs w:val="20"/>
               </w:rPr>
-              <w:t xml:space="preserve">e.</w:t>
-            </w:r>
-            <w:r>
-              <w:rPr>
-                <w:rFonts w:ascii="Avenir Next" w:hAnsi="Avenir Next" w:cs="Avenir Next" w:eastAsia="Avenir Next"/>
-                <w:color w:val="1A1A1A"/>
-                <w:sz w:val="20"/>
-                <w:szCs w:val="20"/>
-              </w:rPr>
               <w:tab/>
             </w:r>
             <w:r>
               <w:rPr>
                 <w:rFonts w:ascii="Avenir Next" w:hAnsi="Avenir Next" w:cs="Avenir Next" w:eastAsia="Avenir Next"/>
                 <w:color w:val="1A1A1A"/>
-                <w:sz w:val="20"/>
+                <w:sz w:val="22"/>
                 <w:szCs w:val="20"/>
               </w:rPr>
               <w:t xml:space="preserve">9 more than the product of 3 and 5</w:t>
@@ -980,25 +984,25 @@
                 <w:rFonts w:ascii="Avenir Next" w:hAnsi="Avenir Next" w:cs="Avenir Next" w:eastAsia="Avenir Next"/>
                 <w:b/>
                 <w:color w:val="003A70"/>
+                <w:sz w:val="22"/>
+                <w:szCs w:val="20"/>
+              </w:rPr>
+              <w:t xml:space="preserve">f.</w:t>
+            </w:r>
+            <w:r>
+              <w:rPr>
+                <w:rFonts w:ascii="Avenir Next" w:hAnsi="Avenir Next" w:cs="Avenir Next" w:eastAsia="Avenir Next"/>
+                <w:color w:val="1A1A1A"/>
                 <w:sz w:val="20"/>
                 <w:szCs w:val="20"/>
               </w:rPr>
-              <w:t xml:space="preserve">f.</w:t>
-            </w:r>
-            <w:r>
-              <w:rPr>
-                <w:rFonts w:ascii="Avenir Next" w:hAnsi="Avenir Next" w:cs="Avenir Next" w:eastAsia="Avenir Next"/>
-                <w:color w:val="1A1A1A"/>
-                <w:sz w:val="20"/>
-                <w:szCs w:val="20"/>
-              </w:rPr>
               <w:tab/>
             </w:r>
             <w:r>
               <w:rPr>
                 <w:rFonts w:ascii="Avenir Next" w:hAnsi="Avenir Next" w:cs="Avenir Next" w:eastAsia="Avenir Next"/>
                 <w:color w:val="1A1A1A"/>
-                <w:sz w:val="20"/>
+                <w:sz w:val="22"/>
                 <w:szCs w:val="20"/>
               </w:rPr>
               <w:t xml:space="preserve">the quotient of 42 and 7, tripled</w:t>
@@ -1045,18 +1049,18 @@
           <w:rFonts w:ascii="Avenir Next" w:hAnsi="Avenir Next" w:cs="Avenir Next" w:eastAsia="Avenir Next"/>
           <w:b/>
           <w:color w:val="1A1A1A"/>
+          <w:sz w:val="22"/>
+          <w:szCs w:val="20"/>
+        </w:rPr>
+        <w:t xml:space="preserve">2.</w:t>
+      </w:r>
+      <w:r>
+        <w:rPr>
+          <w:rFonts w:ascii="Avenir Next" w:hAnsi="Avenir Next" w:cs="Avenir Next" w:eastAsia="Avenir Next"/>
+          <w:color w:val="1A1A1A"/>
           <w:sz w:val="20"/>
           <w:szCs w:val="20"/>
         </w:rPr>
-        <w:t xml:space="preserve">2.</w:t>
-      </w:r>
-      <w:r>
-        <w:rPr>
-          <w:rFonts w:ascii="Avenir Next" w:hAnsi="Avenir Next" w:cs="Avenir Next" w:eastAsia="Avenir Next"/>
-          <w:color w:val="1A1A1A"/>
-          <w:sz w:val="20"/>
-          <w:szCs w:val="20"/>
-        </w:rPr>
         <w:tab/>
       </w:r>
       <w:r>
@@ -1064,7 +1068,7 @@
           <w:rFonts w:ascii="Avenir Next" w:hAnsi="Avenir Next" w:cs="Avenir Next" w:eastAsia="Avenir Next"/>
           <w:b/>
           <w:color w:val="1A1A1A"/>
-          <w:sz w:val="20"/>
+          <w:sz w:val="22"/>
           <w:szCs w:val="20"/>
         </w:rPr>
         <w:t xml:space="preserve">Field Day.  </w:t>
@@ -1073,7 +1077,7 @@
         <w:rPr>
           <w:rFonts w:ascii="Avenir Next" w:hAnsi="Avenir Next" w:cs="Avenir Next" w:eastAsia="Avenir Next"/>
           <w:color w:val="1A1A1A"/>
-          <w:sz w:val="20"/>
+          <w:sz w:val="22"/>
           <w:szCs w:val="20"/>
         </w:rPr>
         <w:t xml:space="preserve">A class buys 5 packs of water at $6 each and 4 bags of oranges at $3 each. Write one expression for the total cost. Then evaluate it.</w:t>
@@ -1150,7 +1154,7 @@
           <w:rFonts w:ascii="Avenir Next" w:hAnsi="Avenir Next" w:cs="Avenir Next" w:eastAsia="Avenir Next"/>
           <w:b/>
           <w:color w:val="1A1A1A"/>
-          <w:sz w:val="18"/>
+          <w:sz w:val="22"/>
           <w:szCs w:val="18"/>
         </w:rPr>
         <w:t xml:space="preserve">Expression and cost</w:t>
@@ -1184,18 +1188,18 @@
           <w:rFonts w:ascii="Avenir Next" w:hAnsi="Avenir Next" w:cs="Avenir Next" w:eastAsia="Avenir Next"/>
           <w:b/>
           <w:color w:val="1A1A1A"/>
+          <w:sz w:val="22"/>
+          <w:szCs w:val="20"/>
+        </w:rPr>
+        <w:t xml:space="preserve">3.</w:t>
+      </w:r>
+      <w:r>
+        <w:rPr>
+          <w:rFonts w:ascii="Avenir Next" w:hAnsi="Avenir Next" w:cs="Avenir Next" w:eastAsia="Avenir Next"/>
+          <w:color w:val="1A1A1A"/>
           <w:sz w:val="20"/>
           <w:szCs w:val="20"/>
         </w:rPr>
-        <w:t xml:space="preserve">3.</w:t>
-      </w:r>
-      <w:r>
-        <w:rPr>
-          <w:rFonts w:ascii="Avenir Next" w:hAnsi="Avenir Next" w:cs="Avenir Next" w:eastAsia="Avenir Next"/>
-          <w:color w:val="1A1A1A"/>
-          <w:sz w:val="20"/>
-          <w:szCs w:val="20"/>
-        </w:rPr>
         <w:tab/>
       </w:r>
       <w:r>
@@ -1203,7 +1207,7 @@
           <w:rFonts w:ascii="Avenir Next" w:hAnsi="Avenir Next" w:cs="Avenir Next" w:eastAsia="Avenir Next"/>
           <w:b/>
           <w:color w:val="1A1A1A"/>
-          <w:sz w:val="20"/>
+          <w:sz w:val="22"/>
           <w:szCs w:val="20"/>
         </w:rPr>
         <w:t xml:space="preserve">Bake Sale.  </w:t>
@@ -1212,7 +1216,7 @@
         <w:rPr>
           <w:rFonts w:ascii="Avenir Next" w:hAnsi="Avenir Next" w:cs="Avenir Next" w:eastAsia="Avenir Next"/>
           <w:color w:val="1A1A1A"/>
-          <w:sz w:val="20"/>
+          <w:sz w:val="22"/>
           <w:szCs w:val="20"/>
         </w:rPr>
         <w:t xml:space="preserve">Nia sells 12 muffins at $2 each and 8 loaves of bread at $5 each. She spent $15 on supplies. Write one expression for the money she has left after paying for supplies. Then evaluate it.</w:t>
@@ -1289,7 +1293,7 @@
           <w:rFonts w:ascii="Avenir Next" w:hAnsi="Avenir Next" w:cs="Avenir Next" w:eastAsia="Avenir Next"/>
           <w:b/>
           <w:color w:val="1A1A1A"/>
-          <w:sz w:val="18"/>
+          <w:sz w:val="22"/>
           <w:szCs w:val="18"/>
         </w:rPr>
         <w:t xml:space="preserve">Expression and amount</w:t>
@@ -1323,25 +1327,25 @@
           <w:rFonts w:ascii="Avenir Next" w:hAnsi="Avenir Next" w:cs="Avenir Next" w:eastAsia="Avenir Next"/>
           <w:b/>
           <w:color w:val="1A1A1A"/>
+          <w:sz w:val="22"/>
+          <w:szCs w:val="20"/>
+        </w:rPr>
+        <w:t xml:space="preserve">4.</w:t>
+      </w:r>
+      <w:r>
+        <w:rPr>
+          <w:rFonts w:ascii="Avenir Next" w:hAnsi="Avenir Next" w:cs="Avenir Next" w:eastAsia="Avenir Next"/>
+          <w:color w:val="1A1A1A"/>
           <w:sz w:val="20"/>
           <w:szCs w:val="20"/>
         </w:rPr>
-        <w:t xml:space="preserve">4.</w:t>
-      </w:r>
-      <w:r>
-        <w:rPr>
-          <w:rFonts w:ascii="Avenir Next" w:hAnsi="Avenir Next" w:cs="Avenir Next" w:eastAsia="Avenir Next"/>
-          <w:color w:val="1A1A1A"/>
-          <w:sz w:val="20"/>
-          <w:szCs w:val="20"/>
-        </w:rPr>
         <w:tab/>
       </w:r>
       <w:r>
         <w:rPr>
           <w:rFonts w:ascii="Avenir Next" w:hAnsi="Avenir Next" w:cs="Avenir Next" w:eastAsia="Avenir Next"/>
           <w:color w:val="1A1A1A"/>
-          <w:sz w:val="20"/>
+          <w:sz w:val="22"/>
           <w:szCs w:val="20"/>
         </w:rPr>
         <w:t xml:space="preserve">Which expression matches “the sum of 8 and 2, times 5”?</w:t>
@@ -1410,7 +1414,7 @@
               <w:rPr>
                 <w:rFonts w:ascii="Avenir Next" w:hAnsi="Avenir Next" w:cs="Avenir Next" w:eastAsia="Avenir Next"/>
                 <w:color w:val="1A1A1A"/>
-                <w:sz w:val="19"/>
+                <w:sz w:val="22"/>
                 <w:szCs w:val="19"/>
               </w:rPr>
               <w:t xml:space="preserve">8 + 2 × 5</w:t>
@@ -1449,7 +1453,7 @@
               <w:rPr>
                 <w:rFonts w:ascii="Avenir Next" w:hAnsi="Avenir Next" w:cs="Avenir Next" w:eastAsia="Avenir Next"/>
                 <w:color w:val="1A1A1A"/>
-                <w:sz w:val="19"/>
+                <w:sz w:val="22"/>
                 <w:szCs w:val="19"/>
               </w:rPr>
               <w:t xml:space="preserve">(8 + 2) × 5</w:t>
@@ -1488,7 +1492,7 @@
               <w:rPr>
                 <w:rFonts w:ascii="Avenir Next" w:hAnsi="Avenir Next" w:cs="Avenir Next" w:eastAsia="Avenir Next"/>
                 <w:color w:val="1A1A1A"/>
-                <w:sz w:val="19"/>
+                <w:sz w:val="22"/>
                 <w:szCs w:val="19"/>
               </w:rPr>
               <w:t xml:space="preserve">8 × 5 + 2</w:t>
@@ -1516,18 +1520,18 @@
           <w:rFonts w:ascii="Avenir Next" w:hAnsi="Avenir Next" w:cs="Avenir Next" w:eastAsia="Avenir Next"/>
           <w:b/>
           <w:color w:val="1A1A1A"/>
+          <w:sz w:val="22"/>
+          <w:szCs w:val="20"/>
+        </w:rPr>
+        <w:t xml:space="preserve">5.</w:t>
+      </w:r>
+      <w:r>
+        <w:rPr>
+          <w:rFonts w:ascii="Avenir Next" w:hAnsi="Avenir Next" w:cs="Avenir Next" w:eastAsia="Avenir Next"/>
+          <w:color w:val="1A1A1A"/>
           <w:sz w:val="20"/>
           <w:szCs w:val="20"/>
         </w:rPr>
-        <w:t xml:space="preserve">5.</w:t>
-      </w:r>
-      <w:r>
-        <w:rPr>
-          <w:rFonts w:ascii="Avenir Next" w:hAnsi="Avenir Next" w:cs="Avenir Next" w:eastAsia="Avenir Next"/>
-          <w:color w:val="1A1A1A"/>
-          <w:sz w:val="20"/>
-          <w:szCs w:val="20"/>
-        </w:rPr>
         <w:tab/>
       </w:r>
       <w:r>
@@ -1535,7 +1539,7 @@
           <w:rFonts w:ascii="Avenir Next" w:hAnsi="Avenir Next" w:cs="Avenir Next" w:eastAsia="Avenir Next"/>
           <w:b/>
           <w:color w:val="1A1A1A"/>
-          <w:sz w:val="20"/>
+          <w:sz w:val="22"/>
           <w:szCs w:val="20"/>
         </w:rPr>
         <w:t xml:space="preserve">Write a Story.  </w:t>
@@ -1544,7 +1548,7 @@
         <w:rPr>
           <w:rFonts w:ascii="Avenir Next" w:hAnsi="Avenir Next" w:cs="Avenir Next" w:eastAsia="Avenir Next"/>
           <w:color w:val="1A1A1A"/>
-          <w:sz w:val="20"/>
+          <w:sz w:val="22"/>
           <w:szCs w:val="20"/>
         </w:rPr>
         <w:t xml:space="preserve">Write a short story that matches 4 × (6 + 3). Then evaluate the expression.</w:t>
@@ -1685,6 +1689,7 @@
           </w:tcPr>
           <w:p>
             <w:pPr>
+              <w:pStyle w:val="Heading2"/>
               <w:spacing w:before="0" w:after="0" w:line="240" w:lineRule="auto"/>
             </w:pPr>
             <w:r>
@@ -1722,7 +1727,7 @@
               <w:rPr>
                 <w:rFonts w:ascii="Avenir Next" w:hAnsi="Avenir Next" w:cs="Avenir Next" w:eastAsia="Avenir Next"/>
                 <w:color w:val="1A1A1A"/>
-                <w:sz w:val="17"/>
+                <w:sz w:val="22"/>
                 <w:szCs w:val="17"/>
               </w:rPr>
               <w:t xml:space="preserve">  I can do this on my own</w:t>
@@ -1751,7 +1756,7 @@
               <w:rPr>
                 <w:rFonts w:ascii="Avenir Next" w:hAnsi="Avenir Next" w:cs="Avenir Next" w:eastAsia="Avenir Next"/>
                 <w:color w:val="1A1A1A"/>
-                <w:sz w:val="17"/>
+                <w:sz w:val="22"/>
                 <w:szCs w:val="17"/>
               </w:rPr>
               <w:t xml:space="preserve">  I need a little help</w:t>
@@ -1780,7 +1785,7 @@
               <w:rPr>
                 <w:rFonts w:ascii="Avenir Next" w:hAnsi="Avenir Next" w:cs="Avenir Next" w:eastAsia="Avenir Next"/>
                 <w:color w:val="1A1A1A"/>
-                <w:sz w:val="17"/>
+                <w:sz w:val="22"/>
                 <w:szCs w:val="17"/>
               </w:rPr>
               <w:t xml:space="preserve">  I have a question about #</w:t>
@@ -1818,7 +1823,7 @@
         <w:rPr>
           <w:rFonts w:ascii="Avenir Next" w:hAnsi="Avenir Next" w:cs="Avenir Next" w:eastAsia="Avenir Next"/>
           <w:color w:val="5A5F66"/>
-          <w:sz w:val="17"/>
+          <w:sz w:val="22"/>
           <w:szCs w:val="17"/>
         </w:rPr>
         <w:t xml:space="preserve">Find two prices at home or in an ad. Write one expression for buying some of each.</w:t>
@@ -1838,10 +1843,28 @@
         <w:rPr>
           <w:rFonts w:ascii="Avenir Next" w:hAnsi="Avenir Next" w:cs="Avenir Next" w:eastAsia="Avenir Next"/>
           <w:color w:val="1A1A1A"/>
+          <w:sz w:val="22"/>
+          <w:szCs w:val="20"/>
+        </w:rPr>
+        <w:t xml:space="preserve">Name</w:t>
+      </w:r>
+      <w:r>
+        <w:rPr>
+          <w:rFonts w:ascii="Avenir Next" w:hAnsi="Avenir Next" w:cs="Avenir Next" w:eastAsia="Avenir Next"/>
+          <w:color w:val="1A1A1A"/>
           <w:sz w:val="20"/>
           <w:szCs w:val="20"/>
         </w:rPr>
-        <w:t xml:space="preserve">Name</w:t>
+        <w:tab/>
+      </w:r>
+      <w:r>
+        <w:rPr>
+          <w:rFonts w:ascii="Avenir Next" w:hAnsi="Avenir Next" w:cs="Avenir Next" w:eastAsia="Avenir Next"/>
+          <w:color w:val="1A1A1A"/>
+          <w:sz w:val="22"/>
+          <w:szCs w:val="20"/>
+        </w:rPr>
+        <w:t xml:space="preserve">   Date</w:t>
       </w:r>
       <w:r>
         <w:rPr>
@@ -1856,25 +1879,7 @@
         <w:rPr>
           <w:rFonts w:ascii="Avenir Next" w:hAnsi="Avenir Next" w:cs="Avenir Next" w:eastAsia="Avenir Next"/>
           <w:color w:val="1A1A1A"/>
-          <w:sz w:val="20"/>
-          <w:szCs w:val="20"/>
-        </w:rPr>
-        <w:t xml:space="preserve">   Date</w:t>
-      </w:r>
-      <w:r>
-        <w:rPr>
-          <w:rFonts w:ascii="Avenir Next" w:hAnsi="Avenir Next" w:cs="Avenir Next" w:eastAsia="Avenir Next"/>
-          <w:color w:val="1A1A1A"/>
-          <w:sz w:val="20"/>
-          <w:szCs w:val="20"/>
-        </w:rPr>
-        <w:tab/>
-      </w:r>
-      <w:r>
-        <w:rPr>
-          <w:rFonts w:ascii="Avenir Next" w:hAnsi="Avenir Next" w:cs="Avenir Next" w:eastAsia="Avenir Next"/>
-          <w:color w:val="1A1A1A"/>
-          <w:sz w:val="20"/>
+          <w:sz w:val="22"/>
           <w:szCs w:val="20"/>
         </w:rPr>
         <w:t xml:space="preserve">   Period</w:t>
@@ -1901,7 +1906,7 @@
           <w:caps/>
           <w:color w:val="003A70"/>
           <w:spacing w:val="12"/>
-          <w:sz w:val="19"/>
+          <w:sz w:val="22"/>
           <w:szCs w:val="19"/>
         </w:rPr>
         <w:t xml:space="preserve">Lesson 6-4  ·  Homework Packet  ·  Sheet 2 of 2</w:t>
@@ -1909,6 +1914,7 @@
     </w:p>
     <w:p>
       <w:pPr>
+        <w:pStyle w:val="Heading1"/>
         <w:keepNext/>
         <w:spacing w:before="0" w:after="0" w:line="240" w:lineRule="auto"/>
       </w:pPr>
@@ -1934,7 +1940,7 @@
         <w:rPr>
           <w:rFonts w:ascii="Avenir Next" w:hAnsi="Avenir Next" w:cs="Avenir Next" w:eastAsia="Avenir Next"/>
           <w:color w:val="5A5F66"/>
-          <w:sz w:val="17"/>
+          <w:sz w:val="22"/>
           <w:szCs w:val="17"/>
         </w:rPr>
         <w:t xml:space="preserve">Maryland Standard 6.EE.A.2c   ·   Learning target — I can evaluate an expression that contains grouping symbols and powers using the order of operations.</w:t>
@@ -1981,6 +1987,7 @@
           </w:tcPr>
           <w:p>
             <w:pPr>
+              <w:pStyle w:val="Heading2"/>
               <w:spacing w:before="0" w:after="0" w:line="240" w:lineRule="auto"/>
             </w:pPr>
             <w:r>
@@ -2008,101 +2015,101 @@
                 <w:rFonts w:ascii="Avenir Next" w:hAnsi="Avenir Next" w:cs="Avenir Next" w:eastAsia="Avenir Next"/>
                 <w:b/>
                 <w:color w:val="003A70"/>
+                <w:sz w:val="22"/>
+                <w:szCs w:val="18"/>
+              </w:rPr>
+              <w:t xml:space="preserve">•</w:t>
+            </w:r>
+            <w:r>
+              <w:rPr>
+                <w:rFonts w:ascii="Avenir Next" w:hAnsi="Avenir Next" w:cs="Avenir Next" w:eastAsia="Avenir Next"/>
+                <w:color w:val="1A1A1A"/>
                 <w:sz w:val="18"/>
                 <w:szCs w:val="18"/>
               </w:rPr>
-              <w:t xml:space="preserve">•</w:t>
-            </w:r>
-            <w:r>
-              <w:rPr>
-                <w:rFonts w:ascii="Avenir Next" w:hAnsi="Avenir Next" w:cs="Avenir Next" w:eastAsia="Avenir Next"/>
-                <w:color w:val="1A1A1A"/>
-                <w:sz w:val="18"/>
+              <w:tab/>
+            </w:r>
+            <w:r>
+              <w:rPr>
+                <w:rFonts w:ascii="Avenir Next" w:hAnsi="Avenir Next" w:cs="Avenir Next" w:eastAsia="Avenir Next"/>
+                <w:color w:val="1A1A1A"/>
+                <w:sz w:val="22"/>
                 <w:szCs w:val="18"/>
               </w:rPr>
-              <w:tab/>
-            </w:r>
-            <w:r>
-              <w:rPr>
-                <w:rFonts w:ascii="Avenir Next" w:hAnsi="Avenir Next" w:cs="Avenir Next" w:eastAsia="Avenir Next"/>
-                <w:color w:val="1A1A1A"/>
-                <w:sz w:val="18"/>
+              <w:t xml:space="preserve">Order: </w:t>
+            </w:r>
+            <w:r>
+              <w:rPr>
+                <w:rFonts w:ascii="Avenir Next" w:hAnsi="Avenir Next" w:cs="Avenir Next" w:eastAsia="Avenir Next"/>
+                <w:b/>
+                <w:color w:val="1A1A1A"/>
+                <w:sz w:val="22"/>
                 <w:szCs w:val="18"/>
               </w:rPr>
-              <w:t xml:space="preserve">Order: </w:t>
-            </w:r>
-            <w:r>
-              <w:rPr>
-                <w:rFonts w:ascii="Avenir Next" w:hAnsi="Avenir Next" w:cs="Avenir Next" w:eastAsia="Avenir Next"/>
-                <w:b/>
-                <w:color w:val="1A1A1A"/>
-                <w:sz w:val="18"/>
+              <w:t xml:space="preserve">1.</w:t>
+            </w:r>
+            <w:r>
+              <w:rPr>
+                <w:rFonts w:ascii="Avenir Next" w:hAnsi="Avenir Next" w:cs="Avenir Next" w:eastAsia="Avenir Next"/>
+                <w:color w:val="1A1A1A"/>
+                <w:sz w:val="22"/>
                 <w:szCs w:val="18"/>
               </w:rPr>
-              <w:t xml:space="preserve">1.</w:t>
-            </w:r>
-            <w:r>
-              <w:rPr>
-                <w:rFonts w:ascii="Avenir Next" w:hAnsi="Avenir Next" w:cs="Avenir Next" w:eastAsia="Avenir Next"/>
-                <w:color w:val="1A1A1A"/>
-                <w:sz w:val="18"/>
+              <w:t xml:space="preserve"> grouping ( ) </w:t>
+            </w:r>
+            <w:r>
+              <w:rPr>
+                <w:rFonts w:ascii="Avenir Next" w:hAnsi="Avenir Next" w:cs="Avenir Next" w:eastAsia="Avenir Next"/>
+                <w:b/>
+                <w:color w:val="1A1A1A"/>
+                <w:sz w:val="22"/>
                 <w:szCs w:val="18"/>
               </w:rPr>
-              <w:t xml:space="preserve"> grouping ( ) </w:t>
-            </w:r>
-            <w:r>
-              <w:rPr>
-                <w:rFonts w:ascii="Avenir Next" w:hAnsi="Avenir Next" w:cs="Avenir Next" w:eastAsia="Avenir Next"/>
-                <w:b/>
-                <w:color w:val="1A1A1A"/>
-                <w:sz w:val="18"/>
+              <w:t xml:space="preserve">2.</w:t>
+            </w:r>
+            <w:r>
+              <w:rPr>
+                <w:rFonts w:ascii="Avenir Next" w:hAnsi="Avenir Next" w:cs="Avenir Next" w:eastAsia="Avenir Next"/>
+                <w:color w:val="1A1A1A"/>
+                <w:sz w:val="22"/>
                 <w:szCs w:val="18"/>
               </w:rPr>
-              <w:t xml:space="preserve">2.</w:t>
-            </w:r>
-            <w:r>
-              <w:rPr>
-                <w:rFonts w:ascii="Avenir Next" w:hAnsi="Avenir Next" w:cs="Avenir Next" w:eastAsia="Avenir Next"/>
-                <w:color w:val="1A1A1A"/>
-                <w:sz w:val="18"/>
+              <w:t xml:space="preserve"> powers </w:t>
+            </w:r>
+            <w:r>
+              <w:rPr>
+                <w:rFonts w:ascii="Avenir Next" w:hAnsi="Avenir Next" w:cs="Avenir Next" w:eastAsia="Avenir Next"/>
+                <w:b/>
+                <w:color w:val="1A1A1A"/>
+                <w:sz w:val="22"/>
                 <w:szCs w:val="18"/>
               </w:rPr>
-              <w:t xml:space="preserve"> powers </w:t>
-            </w:r>
-            <w:r>
-              <w:rPr>
-                <w:rFonts w:ascii="Avenir Next" w:hAnsi="Avenir Next" w:cs="Avenir Next" w:eastAsia="Avenir Next"/>
-                <w:b/>
-                <w:color w:val="1A1A1A"/>
-                <w:sz w:val="18"/>
+              <w:t xml:space="preserve">3.</w:t>
+            </w:r>
+            <w:r>
+              <w:rPr>
+                <w:rFonts w:ascii="Avenir Next" w:hAnsi="Avenir Next" w:cs="Avenir Next" w:eastAsia="Avenir Next"/>
+                <w:color w:val="1A1A1A"/>
+                <w:sz w:val="22"/>
                 <w:szCs w:val="18"/>
               </w:rPr>
-              <w:t xml:space="preserve">3.</w:t>
-            </w:r>
-            <w:r>
-              <w:rPr>
-                <w:rFonts w:ascii="Avenir Next" w:hAnsi="Avenir Next" w:cs="Avenir Next" w:eastAsia="Avenir Next"/>
-                <w:color w:val="1A1A1A"/>
-                <w:sz w:val="18"/>
+              <w:t xml:space="preserve"> × and ÷ left to right </w:t>
+            </w:r>
+            <w:r>
+              <w:rPr>
+                <w:rFonts w:ascii="Avenir Next" w:hAnsi="Avenir Next" w:cs="Avenir Next" w:eastAsia="Avenir Next"/>
+                <w:b/>
+                <w:color w:val="1A1A1A"/>
+                <w:sz w:val="22"/>
                 <w:szCs w:val="18"/>
               </w:rPr>
-              <w:t xml:space="preserve"> × and ÷ left to right </w:t>
-            </w:r>
-            <w:r>
-              <w:rPr>
-                <w:rFonts w:ascii="Avenir Next" w:hAnsi="Avenir Next" w:cs="Avenir Next" w:eastAsia="Avenir Next"/>
-                <w:b/>
-                <w:color w:val="1A1A1A"/>
-                <w:sz w:val="18"/>
-                <w:szCs w:val="18"/>
-              </w:rPr>
               <w:t xml:space="preserve">4.</w:t>
             </w:r>
             <w:r>
               <w:rPr>
                 <w:rFonts w:ascii="Avenir Next" w:hAnsi="Avenir Next" w:cs="Avenir Next" w:eastAsia="Avenir Next"/>
                 <w:color w:val="1A1A1A"/>
-                <w:sz w:val="18"/>
+                <w:sz w:val="22"/>
                 <w:szCs w:val="18"/>
               </w:rPr>
               <w:t xml:space="preserve"> + and − left to right.</w:t>
@@ -2121,25 +2128,25 @@
                 <w:rFonts w:ascii="Avenir Next" w:hAnsi="Avenir Next" w:cs="Avenir Next" w:eastAsia="Avenir Next"/>
                 <w:b/>
                 <w:color w:val="003A70"/>
+                <w:sz w:val="22"/>
+                <w:szCs w:val="18"/>
+              </w:rPr>
+              <w:t xml:space="preserve">•</w:t>
+            </w:r>
+            <w:r>
+              <w:rPr>
+                <w:rFonts w:ascii="Avenir Next" w:hAnsi="Avenir Next" w:cs="Avenir Next" w:eastAsia="Avenir Next"/>
+                <w:color w:val="1A1A1A"/>
                 <w:sz w:val="18"/>
                 <w:szCs w:val="18"/>
               </w:rPr>
-              <w:t xml:space="preserve">•</w:t>
-            </w:r>
-            <w:r>
-              <w:rPr>
-                <w:rFonts w:ascii="Avenir Next" w:hAnsi="Avenir Next" w:cs="Avenir Next" w:eastAsia="Avenir Next"/>
-                <w:color w:val="1A1A1A"/>
-                <w:sz w:val="18"/>
-                <w:szCs w:val="18"/>
-              </w:rPr>
               <w:tab/>
             </w:r>
             <w:r>
               <w:rPr>
                 <w:rFonts w:ascii="Avenir Next" w:hAnsi="Avenir Next" w:cs="Avenir Next" w:eastAsia="Avenir Next"/>
                 <w:color w:val="1A1A1A"/>
-                <w:sz w:val="18"/>
+                <w:sz w:val="22"/>
                 <w:szCs w:val="18"/>
               </w:rPr>
               <w:t xml:space="preserve">× and ÷ are partners: do whichever comes first from the left. So are + and −.</w:t>
@@ -2158,34 +2165,34 @@
                 <w:rFonts w:ascii="Avenir Next" w:hAnsi="Avenir Next" w:cs="Avenir Next" w:eastAsia="Avenir Next"/>
                 <w:b/>
                 <w:color w:val="003A70"/>
+                <w:sz w:val="22"/>
+                <w:szCs w:val="18"/>
+              </w:rPr>
+              <w:t xml:space="preserve">•</w:t>
+            </w:r>
+            <w:r>
+              <w:rPr>
+                <w:rFonts w:ascii="Avenir Next" w:hAnsi="Avenir Next" w:cs="Avenir Next" w:eastAsia="Avenir Next"/>
+                <w:color w:val="1A1A1A"/>
                 <w:sz w:val="18"/>
                 <w:szCs w:val="18"/>
               </w:rPr>
-              <w:t xml:space="preserve">•</w:t>
-            </w:r>
-            <w:r>
-              <w:rPr>
-                <w:rFonts w:ascii="Avenir Next" w:hAnsi="Avenir Next" w:cs="Avenir Next" w:eastAsia="Avenir Next"/>
-                <w:color w:val="1A1A1A"/>
-                <w:sz w:val="18"/>
+              <w:tab/>
+            </w:r>
+            <w:r>
+              <w:rPr>
+                <w:rFonts w:ascii="Avenir Next" w:hAnsi="Avenir Next" w:cs="Avenir Next" w:eastAsia="Avenir Next"/>
+                <w:color w:val="1A1A1A"/>
+                <w:sz w:val="22"/>
                 <w:szCs w:val="18"/>
               </w:rPr>
-              <w:tab/>
-            </w:r>
-            <w:r>
-              <w:rPr>
-                <w:rFonts w:ascii="Avenir Next" w:hAnsi="Avenir Next" w:cs="Avenir Next" w:eastAsia="Avenir Next"/>
-                <w:color w:val="1A1A1A"/>
-                <w:sz w:val="18"/>
-                <w:szCs w:val="18"/>
-              </w:rPr>
-              <w:t xml:space="preserve">A power applies only to the number just before it: 2 × 3</w:t>
-            </w:r>
-            <w:r>
-              <w:rPr>
-                <w:rFonts w:ascii="Avenir Next" w:hAnsi="Avenir Next" w:cs="Avenir Next" w:eastAsia="Avenir Next"/>
-                <w:color w:val="1A1A1A"/>
-                <w:sz w:val="18"/>
+              <w:t xml:space="preserve">An exponent applies to its base, including a group in parentheses: 2 × 3</w:t>
+            </w:r>
+            <w:r>
+              <w:rPr>
+                <w:rFonts w:ascii="Avenir Next" w:hAnsi="Avenir Next" w:cs="Avenir Next" w:eastAsia="Avenir Next"/>
+                <w:color w:val="1A1A1A"/>
+                <w:sz w:val="22"/>
                 <w:szCs w:val="18"/>
                 <w:vertAlign w:val="superscript"/>
               </w:rPr>
@@ -2195,7 +2202,7 @@
               <w:rPr>
                 <w:rFonts w:ascii="Avenir Next" w:hAnsi="Avenir Next" w:cs="Avenir Next" w:eastAsia="Avenir Next"/>
                 <w:color w:val="1A1A1A"/>
-                <w:sz w:val="18"/>
+                <w:sz w:val="22"/>
                 <w:szCs w:val="18"/>
               </w:rPr>
               <w:t xml:space="preserve"> = 2 × 9 = 18.</w:t>
@@ -2210,6 +2217,7 @@
           </w:tcPr>
           <w:p>
             <w:pPr>
+              <w:pStyle w:val="Heading2"/>
               <w:spacing w:before="0" w:after="0" w:line="240" w:lineRule="auto"/>
             </w:pPr>
             <w:r>
@@ -2232,7 +2240,7 @@
               <w:rPr>
                 <w:rFonts w:ascii="Avenir Next" w:hAnsi="Avenir Next" w:cs="Avenir Next" w:eastAsia="Avenir Next"/>
                 <w:color w:val="1A1A1A"/>
-                <w:sz w:val="17"/>
+                <w:sz w:val="22"/>
                 <w:szCs w:val="17"/>
               </w:rPr>
               <w:t xml:space="preserve">Evaluate 20 − (2 + 1)</w:t>
@@ -2241,7 +2249,7 @@
               <w:rPr>
                 <w:rFonts w:ascii="Avenir Next" w:hAnsi="Avenir Next" w:cs="Avenir Next" w:eastAsia="Avenir Next"/>
                 <w:color w:val="1A1A1A"/>
-                <w:sz w:val="17"/>
+                <w:sz w:val="22"/>
                 <w:szCs w:val="17"/>
                 <w:vertAlign w:val="superscript"/>
               </w:rPr>
@@ -2251,7 +2259,7 @@
               <w:rPr>
                 <w:rFonts w:ascii="Avenir Next" w:hAnsi="Avenir Next" w:cs="Avenir Next" w:eastAsia="Avenir Next"/>
                 <w:color w:val="1A1A1A"/>
-                <w:sz w:val="17"/>
+                <w:sz w:val="22"/>
                 <w:szCs w:val="17"/>
               </w:rPr>
               <w:t xml:space="preserve"> × 2.</w:t>
@@ -2270,34 +2278,34 @@
                 <w:rFonts w:ascii="Avenir Next" w:hAnsi="Avenir Next" w:cs="Avenir Next" w:eastAsia="Avenir Next"/>
                 <w:b/>
                 <w:color w:val="003A70"/>
+                <w:sz w:val="22"/>
+                <w:szCs w:val="17"/>
+              </w:rPr>
+              <w:t xml:space="preserve">Step 1</w:t>
+            </w:r>
+            <w:r>
+              <w:rPr>
+                <w:rFonts w:ascii="Avenir Next" w:hAnsi="Avenir Next" w:cs="Avenir Next" w:eastAsia="Avenir Next"/>
+                <w:color w:val="1A1A1A"/>
                 <w:sz w:val="17"/>
                 <w:szCs w:val="17"/>
               </w:rPr>
-              <w:t xml:space="preserve">Step 1</w:t>
-            </w:r>
-            <w:r>
-              <w:rPr>
-                <w:rFonts w:ascii="Avenir Next" w:hAnsi="Avenir Next" w:cs="Avenir Next" w:eastAsia="Avenir Next"/>
-                <w:color w:val="1A1A1A"/>
-                <w:sz w:val="17"/>
+              <w:tab/>
+            </w:r>
+            <w:r>
+              <w:rPr>
+                <w:rFonts w:ascii="Avenir Next" w:hAnsi="Avenir Next" w:cs="Avenir Next" w:eastAsia="Avenir Next"/>
+                <w:color w:val="1A1A1A"/>
+                <w:sz w:val="22"/>
                 <w:szCs w:val="17"/>
               </w:rPr>
-              <w:tab/>
-            </w:r>
-            <w:r>
-              <w:rPr>
-                <w:rFonts w:ascii="Avenir Next" w:hAnsi="Avenir Next" w:cs="Avenir Next" w:eastAsia="Avenir Next"/>
-                <w:color w:val="1A1A1A"/>
-                <w:sz w:val="17"/>
-                <w:szCs w:val="17"/>
-              </w:rPr>
               <w:t xml:space="preserve">Grouping, then power: 20 − 3</w:t>
             </w:r>
             <w:r>
               <w:rPr>
                 <w:rFonts w:ascii="Avenir Next" w:hAnsi="Avenir Next" w:cs="Avenir Next" w:eastAsia="Avenir Next"/>
                 <w:color w:val="1A1A1A"/>
-                <w:sz w:val="17"/>
+                <w:sz w:val="22"/>
                 <w:szCs w:val="17"/>
                 <w:vertAlign w:val="superscript"/>
               </w:rPr>
@@ -2307,7 +2315,7 @@
               <w:rPr>
                 <w:rFonts w:ascii="Avenir Next" w:hAnsi="Avenir Next" w:cs="Avenir Next" w:eastAsia="Avenir Next"/>
                 <w:color w:val="1A1A1A"/>
-                <w:sz w:val="17"/>
+                <w:sz w:val="22"/>
                 <w:szCs w:val="17"/>
               </w:rPr>
               <w:t xml:space="preserve"> × 2 = 20 − 9 × 2</w:t>
@@ -2326,25 +2334,25 @@
                 <w:rFonts w:ascii="Avenir Next" w:hAnsi="Avenir Next" w:cs="Avenir Next" w:eastAsia="Avenir Next"/>
                 <w:b/>
                 <w:color w:val="003A70"/>
+                <w:sz w:val="22"/>
+                <w:szCs w:val="17"/>
+              </w:rPr>
+              <w:t xml:space="preserve">Step 2</w:t>
+            </w:r>
+            <w:r>
+              <w:rPr>
+                <w:rFonts w:ascii="Avenir Next" w:hAnsi="Avenir Next" w:cs="Avenir Next" w:eastAsia="Avenir Next"/>
+                <w:color w:val="1A1A1A"/>
                 <w:sz w:val="17"/>
                 <w:szCs w:val="17"/>
               </w:rPr>
-              <w:t xml:space="preserve">Step 2</w:t>
-            </w:r>
-            <w:r>
-              <w:rPr>
-                <w:rFonts w:ascii="Avenir Next" w:hAnsi="Avenir Next" w:cs="Avenir Next" w:eastAsia="Avenir Next"/>
-                <w:color w:val="1A1A1A"/>
-                <w:sz w:val="17"/>
-                <w:szCs w:val="17"/>
-              </w:rPr>
               <w:tab/>
             </w:r>
             <w:r>
               <w:rPr>
                 <w:rFonts w:ascii="Avenir Next" w:hAnsi="Avenir Next" w:cs="Avenir Next" w:eastAsia="Avenir Next"/>
                 <w:color w:val="1A1A1A"/>
-                <w:sz w:val="17"/>
+                <w:sz w:val="22"/>
                 <w:szCs w:val="17"/>
               </w:rPr>
               <w:t xml:space="preserve">Multiply, then subtract: 20 − 18 = 2</w:t>
@@ -2363,18 +2371,18 @@
                 <w:rFonts w:ascii="Avenir Next" w:hAnsi="Avenir Next" w:cs="Avenir Next" w:eastAsia="Avenir Next"/>
                 <w:b/>
                 <w:color w:val="1A1A1A"/>
+                <w:sz w:val="22"/>
+                <w:szCs w:val="17"/>
+              </w:rPr>
+              <w:t xml:space="preserve">Answer</w:t>
+            </w:r>
+            <w:r>
+              <w:rPr>
+                <w:rFonts w:ascii="Avenir Next" w:hAnsi="Avenir Next" w:cs="Avenir Next" w:eastAsia="Avenir Next"/>
+                <w:color w:val="1A1A1A"/>
                 <w:sz w:val="17"/>
                 <w:szCs w:val="17"/>
               </w:rPr>
-              <w:t xml:space="preserve">Answer</w:t>
-            </w:r>
-            <w:r>
-              <w:rPr>
-                <w:rFonts w:ascii="Avenir Next" w:hAnsi="Avenir Next" w:cs="Avenir Next" w:eastAsia="Avenir Next"/>
-                <w:color w:val="1A1A1A"/>
-                <w:sz w:val="17"/>
-                <w:szCs w:val="17"/>
-              </w:rPr>
               <w:tab/>
             </w:r>
             <w:r>
@@ -2382,7 +2390,7 @@
                 <w:rFonts w:ascii="Avenir Next" w:hAnsi="Avenir Next" w:cs="Avenir Next" w:eastAsia="Avenir Next"/>
                 <w:b/>
                 <w:color w:val="1A1A1A"/>
-                <w:sz w:val="17"/>
+                <w:sz w:val="22"/>
                 <w:szCs w:val="17"/>
               </w:rPr>
               <w:t xml:space="preserve">2</w:t>
@@ -2393,6 +2401,7 @@
     </w:tbl>
     <w:p>
       <w:pPr>
+        <w:pStyle w:val="Heading2"/>
         <w:keepNext/>
         <w:pBdr>
           <w:bottom w:val="single" w:sz="8" w:space="3" w:color="003A70"/>
@@ -2408,7 +2417,7 @@
           <w:b/>
           <w:color w:val="003A70"/>
           <w:spacing w:val="14"/>
-          <w:sz w:val="19"/>
+          <w:sz w:val="22"/>
           <w:szCs w:val="19"/>
         </w:rPr>
         <w:t xml:space="preserve">PRACTICE</w:t>
@@ -2427,7 +2436,7 @@
           <w:rFonts w:ascii="Avenir Next" w:hAnsi="Avenir Next" w:cs="Avenir Next" w:eastAsia="Avenir Next"/>
           <w:i/>
           <w:color w:val="5A5F66"/>
-          <w:sz w:val="17"/>
+          <w:sz w:val="22"/>
           <w:szCs w:val="17"/>
         </w:rPr>
         <w:t xml:space="preserve">show your work · label units</w:t>
@@ -2447,25 +2456,25 @@
           <w:rFonts w:ascii="Avenir Next" w:hAnsi="Avenir Next" w:cs="Avenir Next" w:eastAsia="Avenir Next"/>
           <w:b/>
           <w:color w:val="1A1A1A"/>
+          <w:sz w:val="22"/>
+          <w:szCs w:val="20"/>
+        </w:rPr>
+        <w:t xml:space="preserve">1.</w:t>
+      </w:r>
+      <w:r>
+        <w:rPr>
+          <w:rFonts w:ascii="Avenir Next" w:hAnsi="Avenir Next" w:cs="Avenir Next" w:eastAsia="Avenir Next"/>
+          <w:color w:val="1A1A1A"/>
           <w:sz w:val="20"/>
           <w:szCs w:val="20"/>
         </w:rPr>
-        <w:t xml:space="preserve">1.</w:t>
-      </w:r>
-      <w:r>
-        <w:rPr>
-          <w:rFonts w:ascii="Avenir Next" w:hAnsi="Avenir Next" w:cs="Avenir Next" w:eastAsia="Avenir Next"/>
-          <w:color w:val="1A1A1A"/>
-          <w:sz w:val="20"/>
-          <w:szCs w:val="20"/>
-        </w:rPr>
         <w:tab/>
       </w:r>
       <w:r>
         <w:rPr>
           <w:rFonts w:ascii="Avenir Next" w:hAnsi="Avenir Next" w:cs="Avenir Next" w:eastAsia="Avenir Next"/>
           <w:color w:val="1A1A1A"/>
-          <w:sz w:val="20"/>
+          <w:sz w:val="22"/>
           <w:szCs w:val="20"/>
         </w:rPr>
         <w:t xml:space="preserve">Evaluate each expression.</w:t>
@@ -2521,25 +2530,25 @@
                 <w:rFonts w:ascii="Avenir Next" w:hAnsi="Avenir Next" w:cs="Avenir Next" w:eastAsia="Avenir Next"/>
                 <w:b/>
                 <w:color w:val="003A70"/>
+                <w:sz w:val="22"/>
+                <w:szCs w:val="20"/>
+              </w:rPr>
+              <w:t xml:space="preserve">a.</w:t>
+            </w:r>
+            <w:r>
+              <w:rPr>
+                <w:rFonts w:ascii="Avenir Next" w:hAnsi="Avenir Next" w:cs="Avenir Next" w:eastAsia="Avenir Next"/>
+                <w:color w:val="1A1A1A"/>
                 <w:sz w:val="20"/>
                 <w:szCs w:val="20"/>
               </w:rPr>
-              <w:t xml:space="preserve">a.</w:t>
-            </w:r>
-            <w:r>
-              <w:rPr>
-                <w:rFonts w:ascii="Avenir Next" w:hAnsi="Avenir Next" w:cs="Avenir Next" w:eastAsia="Avenir Next"/>
-                <w:color w:val="1A1A1A"/>
-                <w:sz w:val="20"/>
-                <w:szCs w:val="20"/>
-              </w:rPr>
               <w:tab/>
             </w:r>
             <w:r>
               <w:rPr>
                 <w:rFonts w:ascii="Avenir Next" w:hAnsi="Avenir Next" w:cs="Avenir Next" w:eastAsia="Avenir Next"/>
                 <w:color w:val="1A1A1A"/>
-                <w:sz w:val="20"/>
+                <w:sz w:val="22"/>
                 <w:szCs w:val="20"/>
               </w:rPr>
               <w:t xml:space="preserve">6 + 4 × 5 =</w:t>
@@ -2583,25 +2592,25 @@
                 <w:rFonts w:ascii="Avenir Next" w:hAnsi="Avenir Next" w:cs="Avenir Next" w:eastAsia="Avenir Next"/>
                 <w:b/>
                 <w:color w:val="003A70"/>
+                <w:sz w:val="22"/>
+                <w:szCs w:val="20"/>
+              </w:rPr>
+              <w:t xml:space="preserve">b.</w:t>
+            </w:r>
+            <w:r>
+              <w:rPr>
+                <w:rFonts w:ascii="Avenir Next" w:hAnsi="Avenir Next" w:cs="Avenir Next" w:eastAsia="Avenir Next"/>
+                <w:color w:val="1A1A1A"/>
                 <w:sz w:val="20"/>
                 <w:szCs w:val="20"/>
               </w:rPr>
-              <w:t xml:space="preserve">b.</w:t>
-            </w:r>
-            <w:r>
-              <w:rPr>
-                <w:rFonts w:ascii="Avenir Next" w:hAnsi="Avenir Next" w:cs="Avenir Next" w:eastAsia="Avenir Next"/>
-                <w:color w:val="1A1A1A"/>
-                <w:sz w:val="20"/>
-                <w:szCs w:val="20"/>
-              </w:rPr>
               <w:tab/>
             </w:r>
             <w:r>
               <w:rPr>
                 <w:rFonts w:ascii="Avenir Next" w:hAnsi="Avenir Next" w:cs="Avenir Next" w:eastAsia="Avenir Next"/>
                 <w:color w:val="1A1A1A"/>
-                <w:sz w:val="20"/>
+                <w:sz w:val="22"/>
                 <w:szCs w:val="20"/>
               </w:rPr>
               <w:t xml:space="preserve">(6 + 4) × 5 =</w:t>
@@ -2645,25 +2654,25 @@
                 <w:rFonts w:ascii="Avenir Next" w:hAnsi="Avenir Next" w:cs="Avenir Next" w:eastAsia="Avenir Next"/>
                 <w:b/>
                 <w:color w:val="003A70"/>
+                <w:sz w:val="22"/>
+                <w:szCs w:val="20"/>
+              </w:rPr>
+              <w:t xml:space="preserve">c.</w:t>
+            </w:r>
+            <w:r>
+              <w:rPr>
+                <w:rFonts w:ascii="Avenir Next" w:hAnsi="Avenir Next" w:cs="Avenir Next" w:eastAsia="Avenir Next"/>
+                <w:color w:val="1A1A1A"/>
                 <w:sz w:val="20"/>
                 <w:szCs w:val="20"/>
               </w:rPr>
-              <w:t xml:space="preserve">c.</w:t>
-            </w:r>
-            <w:r>
-              <w:rPr>
-                <w:rFonts w:ascii="Avenir Next" w:hAnsi="Avenir Next" w:cs="Avenir Next" w:eastAsia="Avenir Next"/>
-                <w:color w:val="1A1A1A"/>
-                <w:sz w:val="20"/>
-                <w:szCs w:val="20"/>
-              </w:rPr>
               <w:tab/>
             </w:r>
             <w:r>
               <w:rPr>
                 <w:rFonts w:ascii="Avenir Next" w:hAnsi="Avenir Next" w:cs="Avenir Next" w:eastAsia="Avenir Next"/>
                 <w:color w:val="1A1A1A"/>
-                <w:sz w:val="20"/>
+                <w:sz w:val="22"/>
                 <w:szCs w:val="20"/>
               </w:rPr>
               <w:t xml:space="preserve">3</w:t>
@@ -2672,7 +2681,7 @@
               <w:rPr>
                 <w:rFonts w:ascii="Avenir Next" w:hAnsi="Avenir Next" w:cs="Avenir Next" w:eastAsia="Avenir Next"/>
                 <w:color w:val="1A1A1A"/>
-                <w:sz w:val="20"/>
+                <w:sz w:val="22"/>
                 <w:szCs w:val="20"/>
                 <w:vertAlign w:val="superscript"/>
               </w:rPr>
@@ -2682,7 +2691,7 @@
               <w:rPr>
                 <w:rFonts w:ascii="Avenir Next" w:hAnsi="Avenir Next" w:cs="Avenir Next" w:eastAsia="Avenir Next"/>
                 <w:color w:val="1A1A1A"/>
-                <w:sz w:val="20"/>
+                <w:sz w:val="22"/>
                 <w:szCs w:val="20"/>
               </w:rPr>
               <w:t xml:space="preserve"> + 2 × 4 =</w:t>
@@ -2732,25 +2741,25 @@
                 <w:rFonts w:ascii="Avenir Next" w:hAnsi="Avenir Next" w:cs="Avenir Next" w:eastAsia="Avenir Next"/>
                 <w:b/>
                 <w:color w:val="003A70"/>
+                <w:sz w:val="22"/>
+                <w:szCs w:val="20"/>
+              </w:rPr>
+              <w:t xml:space="preserve">d.</w:t>
+            </w:r>
+            <w:r>
+              <w:rPr>
+                <w:rFonts w:ascii="Avenir Next" w:hAnsi="Avenir Next" w:cs="Avenir Next" w:eastAsia="Avenir Next"/>
+                <w:color w:val="1A1A1A"/>
                 <w:sz w:val="20"/>
                 <w:szCs w:val="20"/>
               </w:rPr>
-              <w:t xml:space="preserve">d.</w:t>
-            </w:r>
-            <w:r>
-              <w:rPr>
-                <w:rFonts w:ascii="Avenir Next" w:hAnsi="Avenir Next" w:cs="Avenir Next" w:eastAsia="Avenir Next"/>
-                <w:color w:val="1A1A1A"/>
-                <w:sz w:val="20"/>
-                <w:szCs w:val="20"/>
-              </w:rPr>
               <w:tab/>
             </w:r>
             <w:r>
               <w:rPr>
                 <w:rFonts w:ascii="Avenir Next" w:hAnsi="Avenir Next" w:cs="Avenir Next" w:eastAsia="Avenir Next"/>
                 <w:color w:val="1A1A1A"/>
-                <w:sz w:val="20"/>
+                <w:sz w:val="22"/>
                 <w:szCs w:val="20"/>
               </w:rPr>
               <w:t xml:space="preserve">48 ÷ (2 + 6) =</w:t>
@@ -2794,25 +2803,25 @@
                 <w:rFonts w:ascii="Avenir Next" w:hAnsi="Avenir Next" w:cs="Avenir Next" w:eastAsia="Avenir Next"/>
                 <w:b/>
                 <w:color w:val="003A70"/>
+                <w:sz w:val="22"/>
+                <w:szCs w:val="20"/>
+              </w:rPr>
+              <w:t xml:space="preserve">e.</w:t>
+            </w:r>
+            <w:r>
+              <w:rPr>
+                <w:rFonts w:ascii="Avenir Next" w:hAnsi="Avenir Next" w:cs="Avenir Next" w:eastAsia="Avenir Next"/>
+                <w:color w:val="1A1A1A"/>
                 <w:sz w:val="20"/>
                 <w:szCs w:val="20"/>
               </w:rPr>
-              <w:t xml:space="preserve">e.</w:t>
-            </w:r>
-            <w:r>
-              <w:rPr>
-                <w:rFonts w:ascii="Avenir Next" w:hAnsi="Avenir Next" w:cs="Avenir Next" w:eastAsia="Avenir Next"/>
-                <w:color w:val="1A1A1A"/>
-                <w:sz w:val="20"/>
-                <w:szCs w:val="20"/>
-              </w:rPr>
               <w:tab/>
             </w:r>
             <w:r>
               <w:rPr>
                 <w:rFonts w:ascii="Avenir Next" w:hAnsi="Avenir Next" w:cs="Avenir Next" w:eastAsia="Avenir Next"/>
                 <w:color w:val="1A1A1A"/>
-                <w:sz w:val="20"/>
+                <w:sz w:val="22"/>
                 <w:szCs w:val="20"/>
               </w:rPr>
               <w:t xml:space="preserve">5</w:t>
@@ -2821,7 +2830,7 @@
               <w:rPr>
                 <w:rFonts w:ascii="Avenir Next" w:hAnsi="Avenir Next" w:cs="Avenir Next" w:eastAsia="Avenir Next"/>
                 <w:color w:val="1A1A1A"/>
-                <w:sz w:val="20"/>
+                <w:sz w:val="22"/>
                 <w:szCs w:val="20"/>
                 <w:vertAlign w:val="superscript"/>
               </w:rPr>
@@ -2831,7 +2840,7 @@
               <w:rPr>
                 <w:rFonts w:ascii="Avenir Next" w:hAnsi="Avenir Next" w:cs="Avenir Next" w:eastAsia="Avenir Next"/>
                 <w:color w:val="1A1A1A"/>
-                <w:sz w:val="20"/>
+                <w:sz w:val="22"/>
                 <w:szCs w:val="20"/>
               </w:rPr>
               <w:t xml:space="preserve"> − 10 ÷ 2 =</w:t>
@@ -2875,25 +2884,25 @@
                 <w:rFonts w:ascii="Avenir Next" w:hAnsi="Avenir Next" w:cs="Avenir Next" w:eastAsia="Avenir Next"/>
                 <w:b/>
                 <w:color w:val="003A70"/>
+                <w:sz w:val="22"/>
+                <w:szCs w:val="20"/>
+              </w:rPr>
+              <w:t xml:space="preserve">f.</w:t>
+            </w:r>
+            <w:r>
+              <w:rPr>
+                <w:rFonts w:ascii="Avenir Next" w:hAnsi="Avenir Next" w:cs="Avenir Next" w:eastAsia="Avenir Next"/>
+                <w:color w:val="1A1A1A"/>
                 <w:sz w:val="20"/>
                 <w:szCs w:val="20"/>
               </w:rPr>
-              <w:t xml:space="preserve">f.</w:t>
-            </w:r>
-            <w:r>
-              <w:rPr>
-                <w:rFonts w:ascii="Avenir Next" w:hAnsi="Avenir Next" w:cs="Avenir Next" w:eastAsia="Avenir Next"/>
-                <w:color w:val="1A1A1A"/>
-                <w:sz w:val="20"/>
-                <w:szCs w:val="20"/>
-              </w:rPr>
               <w:tab/>
             </w:r>
             <w:r>
               <w:rPr>
                 <w:rFonts w:ascii="Avenir Next" w:hAnsi="Avenir Next" w:cs="Avenir Next" w:eastAsia="Avenir Next"/>
                 <w:color w:val="1A1A1A"/>
-                <w:sz w:val="20"/>
+                <w:sz w:val="22"/>
                 <w:szCs w:val="20"/>
               </w:rPr>
               <w:t xml:space="preserve">36 ÷ 3 × 2 =</w:t>
@@ -2940,25 +2949,25 @@
           <w:rFonts w:ascii="Avenir Next" w:hAnsi="Avenir Next" w:cs="Avenir Next" w:eastAsia="Avenir Next"/>
           <w:b/>
           <w:color w:val="1A1A1A"/>
+          <w:sz w:val="22"/>
+          <w:szCs w:val="20"/>
+        </w:rPr>
+        <w:t xml:space="preserve">2.</w:t>
+      </w:r>
+      <w:r>
+        <w:rPr>
+          <w:rFonts w:ascii="Avenir Next" w:hAnsi="Avenir Next" w:cs="Avenir Next" w:eastAsia="Avenir Next"/>
+          <w:color w:val="1A1A1A"/>
           <w:sz w:val="20"/>
           <w:szCs w:val="20"/>
         </w:rPr>
-        <w:t xml:space="preserve">2.</w:t>
-      </w:r>
-      <w:r>
-        <w:rPr>
-          <w:rFonts w:ascii="Avenir Next" w:hAnsi="Avenir Next" w:cs="Avenir Next" w:eastAsia="Avenir Next"/>
-          <w:color w:val="1A1A1A"/>
-          <w:sz w:val="20"/>
-          <w:szCs w:val="20"/>
-        </w:rPr>
         <w:tab/>
       </w:r>
       <w:r>
         <w:rPr>
           <w:rFonts w:ascii="Avenir Next" w:hAnsi="Avenir Next" w:cs="Avenir Next" w:eastAsia="Avenir Next"/>
           <w:color w:val="1A1A1A"/>
-          <w:sz w:val="20"/>
+          <w:sz w:val="22"/>
           <w:szCs w:val="20"/>
         </w:rPr>
         <w:t xml:space="preserve">Add one pair of parentheses to make each statement true.</w:t>
@@ -3013,25 +3022,25 @@
                 <w:rFonts w:ascii="Avenir Next" w:hAnsi="Avenir Next" w:cs="Avenir Next" w:eastAsia="Avenir Next"/>
                 <w:b/>
                 <w:color w:val="003A70"/>
+                <w:sz w:val="22"/>
+                <w:szCs w:val="20"/>
+              </w:rPr>
+              <w:t xml:space="preserve">a.</w:t>
+            </w:r>
+            <w:r>
+              <w:rPr>
+                <w:rFonts w:ascii="Avenir Next" w:hAnsi="Avenir Next" w:cs="Avenir Next" w:eastAsia="Avenir Next"/>
+                <w:color w:val="1A1A1A"/>
                 <w:sz w:val="20"/>
                 <w:szCs w:val="20"/>
               </w:rPr>
-              <w:t xml:space="preserve">a.</w:t>
-            </w:r>
-            <w:r>
-              <w:rPr>
-                <w:rFonts w:ascii="Avenir Next" w:hAnsi="Avenir Next" w:cs="Avenir Next" w:eastAsia="Avenir Next"/>
-                <w:color w:val="1A1A1A"/>
-                <w:sz w:val="20"/>
-                <w:szCs w:val="20"/>
-              </w:rPr>
               <w:tab/>
             </w:r>
             <w:r>
               <w:rPr>
                 <w:rFonts w:ascii="Avenir Next" w:hAnsi="Avenir Next" w:cs="Avenir Next" w:eastAsia="Avenir Next"/>
                 <w:color w:val="1A1A1A"/>
-                <w:sz w:val="20"/>
+                <w:sz w:val="22"/>
                 <w:szCs w:val="20"/>
               </w:rPr>
               <w:t xml:space="preserve">2 + 3 × 4 = 20</w:t>
@@ -3056,25 +3065,25 @@
                 <w:rFonts w:ascii="Avenir Next" w:hAnsi="Avenir Next" w:cs="Avenir Next" w:eastAsia="Avenir Next"/>
                 <w:b/>
                 <w:color w:val="003A70"/>
+                <w:sz w:val="22"/>
+                <w:szCs w:val="20"/>
+              </w:rPr>
+              <w:t xml:space="preserve">b.</w:t>
+            </w:r>
+            <w:r>
+              <w:rPr>
+                <w:rFonts w:ascii="Avenir Next" w:hAnsi="Avenir Next" w:cs="Avenir Next" w:eastAsia="Avenir Next"/>
+                <w:color w:val="1A1A1A"/>
                 <w:sz w:val="20"/>
                 <w:szCs w:val="20"/>
               </w:rPr>
-              <w:t xml:space="preserve">b.</w:t>
-            </w:r>
-            <w:r>
-              <w:rPr>
-                <w:rFonts w:ascii="Avenir Next" w:hAnsi="Avenir Next" w:cs="Avenir Next" w:eastAsia="Avenir Next"/>
-                <w:color w:val="1A1A1A"/>
-                <w:sz w:val="20"/>
-                <w:szCs w:val="20"/>
-              </w:rPr>
               <w:tab/>
             </w:r>
             <w:r>
               <w:rPr>
                 <w:rFonts w:ascii="Avenir Next" w:hAnsi="Avenir Next" w:cs="Avenir Next" w:eastAsia="Avenir Next"/>
                 <w:color w:val="1A1A1A"/>
-                <w:sz w:val="20"/>
+                <w:sz w:val="22"/>
                 <w:szCs w:val="20"/>
               </w:rPr>
               <w:t xml:space="preserve">24 ÷ 4 + 2 = 4</w:t>
@@ -3102,18 +3111,18 @@
           <w:rFonts w:ascii="Avenir Next" w:hAnsi="Avenir Next" w:cs="Avenir Next" w:eastAsia="Avenir Next"/>
           <w:b/>
           <w:color w:val="1A1A1A"/>
+          <w:sz w:val="22"/>
+          <w:szCs w:val="20"/>
+        </w:rPr>
+        <w:t xml:space="preserve">3.</w:t>
+      </w:r>
+      <w:r>
+        <w:rPr>
+          <w:rFonts w:ascii="Avenir Next" w:hAnsi="Avenir Next" w:cs="Avenir Next" w:eastAsia="Avenir Next"/>
+          <w:color w:val="1A1A1A"/>
           <w:sz w:val="20"/>
           <w:szCs w:val="20"/>
         </w:rPr>
-        <w:t xml:space="preserve">3.</w:t>
-      </w:r>
-      <w:r>
-        <w:rPr>
-          <w:rFonts w:ascii="Avenir Next" w:hAnsi="Avenir Next" w:cs="Avenir Next" w:eastAsia="Avenir Next"/>
-          <w:color w:val="1A1A1A"/>
-          <w:sz w:val="20"/>
-          <w:szCs w:val="20"/>
-        </w:rPr>
         <w:tab/>
       </w:r>
       <w:r>
@@ -3121,7 +3130,7 @@
           <w:rFonts w:ascii="Avenir Next" w:hAnsi="Avenir Next" w:cs="Avenir Next" w:eastAsia="Avenir Next"/>
           <w:b/>
           <w:color w:val="1A1A1A"/>
-          <w:sz w:val="20"/>
+          <w:sz w:val="22"/>
           <w:szCs w:val="20"/>
         </w:rPr>
         <w:t xml:space="preserve">Tile Floor.  </w:t>
@@ -3130,7 +3139,7 @@
         <w:rPr>
           <w:rFonts w:ascii="Avenir Next" w:hAnsi="Avenir Next" w:cs="Avenir Next" w:eastAsia="Avenir Next"/>
           <w:color w:val="1A1A1A"/>
-          <w:sz w:val="20"/>
+          <w:sz w:val="22"/>
           <w:szCs w:val="20"/>
         </w:rPr>
         <w:t xml:space="preserve">A square floor is 8 tiles by 8 tiles. Mr. Ruiz replaces all but 4 tiles. Each new tile costs $3. Evaluate 3 × (8</w:t>
@@ -3139,7 +3148,7 @@
         <w:rPr>
           <w:rFonts w:ascii="Avenir Next" w:hAnsi="Avenir Next" w:cs="Avenir Next" w:eastAsia="Avenir Next"/>
           <w:color w:val="1A1A1A"/>
-          <w:sz w:val="20"/>
+          <w:sz w:val="22"/>
           <w:szCs w:val="20"/>
           <w:vertAlign w:val="superscript"/>
         </w:rPr>
@@ -3149,7 +3158,7 @@
         <w:rPr>
           <w:rFonts w:ascii="Avenir Next" w:hAnsi="Avenir Next" w:cs="Avenir Next" w:eastAsia="Avenir Next"/>
           <w:color w:val="1A1A1A"/>
-          <w:sz w:val="20"/>
+          <w:sz w:val="22"/>
           <w:szCs w:val="20"/>
         </w:rPr>
         <w:t xml:space="preserve"> − 4) to find the cost.</w:t>
@@ -3226,25 +3235,25 @@
           <w:rFonts w:ascii="Avenir Next" w:hAnsi="Avenir Next" w:cs="Avenir Next" w:eastAsia="Avenir Next"/>
           <w:b/>
           <w:color w:val="1A1A1A"/>
+          <w:sz w:val="22"/>
+          <w:szCs w:val="18"/>
+        </w:rPr>
+        <w:t xml:space="preserve">Answer</w:t>
+      </w:r>
+      <w:r>
+        <w:rPr>
+          <w:rFonts w:ascii="Avenir Next" w:hAnsi="Avenir Next" w:cs="Avenir Next" w:eastAsia="Avenir Next"/>
+          <w:color w:val="1A1A1A"/>
           <w:sz w:val="18"/>
           <w:szCs w:val="18"/>
         </w:rPr>
-        <w:t xml:space="preserve">Answer</w:t>
-      </w:r>
-      <w:r>
-        <w:rPr>
-          <w:rFonts w:ascii="Avenir Next" w:hAnsi="Avenir Next" w:cs="Avenir Next" w:eastAsia="Avenir Next"/>
-          <w:color w:val="1A1A1A"/>
-          <w:sz w:val="18"/>
-          <w:szCs w:val="18"/>
-        </w:rPr>
         <w:tab/>
       </w:r>
       <w:r>
         <w:rPr>
           <w:rFonts w:ascii="Avenir Next" w:hAnsi="Avenir Next" w:cs="Avenir Next" w:eastAsia="Avenir Next"/>
           <w:color w:val="1A1A1A"/>
-          <w:sz w:val="18"/>
+          <w:sz w:val="22"/>
           <w:szCs w:val="18"/>
         </w:rPr>
         <w:t xml:space="preserve">  dollars</w:t>
@@ -3269,18 +3278,18 @@
           <w:rFonts w:ascii="Avenir Next" w:hAnsi="Avenir Next" w:cs="Avenir Next" w:eastAsia="Avenir Next"/>
           <w:b/>
           <w:color w:val="1A1A1A"/>
+          <w:sz w:val="22"/>
+          <w:szCs w:val="20"/>
+        </w:rPr>
+        <w:t xml:space="preserve">4.</w:t>
+      </w:r>
+      <w:r>
+        <w:rPr>
+          <w:rFonts w:ascii="Avenir Next" w:hAnsi="Avenir Next" w:cs="Avenir Next" w:eastAsia="Avenir Next"/>
+          <w:color w:val="1A1A1A"/>
           <w:sz w:val="20"/>
           <w:szCs w:val="20"/>
         </w:rPr>
-        <w:t xml:space="preserve">4.</w:t>
-      </w:r>
-      <w:r>
-        <w:rPr>
-          <w:rFonts w:ascii="Avenir Next" w:hAnsi="Avenir Next" w:cs="Avenir Next" w:eastAsia="Avenir Next"/>
-          <w:color w:val="1A1A1A"/>
-          <w:sz w:val="20"/>
-          <w:szCs w:val="20"/>
-        </w:rPr>
         <w:tab/>
       </w:r>
       <w:r>
@@ -3288,7 +3297,7 @@
           <w:rFonts w:ascii="Avenir Next" w:hAnsi="Avenir Next" w:cs="Avenir Next" w:eastAsia="Avenir Next"/>
           <w:b/>
           <w:color w:val="1A1A1A"/>
-          <w:sz w:val="20"/>
+          <w:sz w:val="22"/>
           <w:szCs w:val="20"/>
         </w:rPr>
         <w:t xml:space="preserve">Bead Kits.  </w:t>
@@ -3297,7 +3306,7 @@
         <w:rPr>
           <w:rFonts w:ascii="Avenir Next" w:hAnsi="Avenir Next" w:cs="Avenir Next" w:eastAsia="Avenir Next"/>
           <w:color w:val="1A1A1A"/>
-          <w:sz w:val="20"/>
+          <w:sz w:val="22"/>
           <w:szCs w:val="20"/>
         </w:rPr>
         <w:t xml:space="preserve">Ms. Lewis has 5 bags with 4</w:t>
@@ -3306,7 +3315,7 @@
         <w:rPr>
           <w:rFonts w:ascii="Avenir Next" w:hAnsi="Avenir Next" w:cs="Avenir Next" w:eastAsia="Avenir Next"/>
           <w:color w:val="1A1A1A"/>
-          <w:sz w:val="20"/>
+          <w:sz w:val="22"/>
           <w:szCs w:val="20"/>
           <w:vertAlign w:val="superscript"/>
         </w:rPr>
@@ -3316,7 +3325,7 @@
         <w:rPr>
           <w:rFonts w:ascii="Avenir Next" w:hAnsi="Avenir Next" w:cs="Avenir Next" w:eastAsia="Avenir Next"/>
           <w:color w:val="1A1A1A"/>
-          <w:sz w:val="20"/>
+          <w:sz w:val="22"/>
           <w:szCs w:val="20"/>
         </w:rPr>
         <w:t xml:space="preserve"> beads in each bag. Her class uses 30 beads. Evaluate 5 × 4</w:t>
@@ -3325,7 +3334,7 @@
         <w:rPr>
           <w:rFonts w:ascii="Avenir Next" w:hAnsi="Avenir Next" w:cs="Avenir Next" w:eastAsia="Avenir Next"/>
           <w:color w:val="1A1A1A"/>
-          <w:sz w:val="20"/>
+          <w:sz w:val="22"/>
           <w:szCs w:val="20"/>
           <w:vertAlign w:val="superscript"/>
         </w:rPr>
@@ -3335,7 +3344,7 @@
         <w:rPr>
           <w:rFonts w:ascii="Avenir Next" w:hAnsi="Avenir Next" w:cs="Avenir Next" w:eastAsia="Avenir Next"/>
           <w:color w:val="1A1A1A"/>
-          <w:sz w:val="20"/>
+          <w:sz w:val="22"/>
           <w:szCs w:val="20"/>
         </w:rPr>
         <w:t xml:space="preserve"> − 30 to find how many beads are left.</w:t>
@@ -3354,25 +3363,25 @@
           <w:rFonts w:ascii="Avenir Next" w:hAnsi="Avenir Next" w:cs="Avenir Next" w:eastAsia="Avenir Next"/>
           <w:b/>
           <w:color w:val="1A1A1A"/>
+          <w:sz w:val="22"/>
+          <w:szCs w:val="18"/>
+        </w:rPr>
+        <w:t xml:space="preserve">Answer</w:t>
+      </w:r>
+      <w:r>
+        <w:rPr>
+          <w:rFonts w:ascii="Avenir Next" w:hAnsi="Avenir Next" w:cs="Avenir Next" w:eastAsia="Avenir Next"/>
+          <w:color w:val="1A1A1A"/>
           <w:sz w:val="18"/>
           <w:szCs w:val="18"/>
         </w:rPr>
-        <w:t xml:space="preserve">Answer</w:t>
-      </w:r>
-      <w:r>
-        <w:rPr>
-          <w:rFonts w:ascii="Avenir Next" w:hAnsi="Avenir Next" w:cs="Avenir Next" w:eastAsia="Avenir Next"/>
-          <w:color w:val="1A1A1A"/>
-          <w:sz w:val="18"/>
-          <w:szCs w:val="18"/>
-        </w:rPr>
         <w:tab/>
       </w:r>
       <w:r>
         <w:rPr>
           <w:rFonts w:ascii="Avenir Next" w:hAnsi="Avenir Next" w:cs="Avenir Next" w:eastAsia="Avenir Next"/>
           <w:color w:val="1A1A1A"/>
-          <w:sz w:val="18"/>
+          <w:sz w:val="22"/>
           <w:szCs w:val="18"/>
         </w:rPr>
         <w:t xml:space="preserve">  beads</w:t>
@@ -3397,18 +3406,18 @@
           <w:rFonts w:ascii="Avenir Next" w:hAnsi="Avenir Next" w:cs="Avenir Next" w:eastAsia="Avenir Next"/>
           <w:b/>
           <w:color w:val="1A1A1A"/>
+          <w:sz w:val="22"/>
+          <w:szCs w:val="20"/>
+        </w:rPr>
+        <w:t xml:space="preserve">5.</w:t>
+      </w:r>
+      <w:r>
+        <w:rPr>
+          <w:rFonts w:ascii="Avenir Next" w:hAnsi="Avenir Next" w:cs="Avenir Next" w:eastAsia="Avenir Next"/>
+          <w:color w:val="1A1A1A"/>
           <w:sz w:val="20"/>
           <w:szCs w:val="20"/>
         </w:rPr>
-        <w:t xml:space="preserve">5.</w:t>
-      </w:r>
-      <w:r>
-        <w:rPr>
-          <w:rFonts w:ascii="Avenir Next" w:hAnsi="Avenir Next" w:cs="Avenir Next" w:eastAsia="Avenir Next"/>
-          <w:color w:val="1A1A1A"/>
-          <w:sz w:val="20"/>
-          <w:szCs w:val="20"/>
-        </w:rPr>
         <w:tab/>
       </w:r>
       <w:r>
@@ -3416,7 +3425,7 @@
           <w:rFonts w:ascii="Avenir Next" w:hAnsi="Avenir Next" w:cs="Avenir Next" w:eastAsia="Avenir Next"/>
           <w:b/>
           <w:color w:val="1A1A1A"/>
-          <w:sz w:val="20"/>
+          <w:sz w:val="22"/>
           <w:szCs w:val="20"/>
         </w:rPr>
         <w:t xml:space="preserve">Who Is Right?  </w:t>
@@ -3425,7 +3434,7 @@
         <w:rPr>
           <w:rFonts w:ascii="Avenir Next" w:hAnsi="Avenir Next" w:cs="Avenir Next" w:eastAsia="Avenir Next"/>
           <w:color w:val="1A1A1A"/>
-          <w:sz w:val="20"/>
+          <w:sz w:val="22"/>
           <w:szCs w:val="20"/>
         </w:rPr>
         <w:t xml:space="preserve">For 18 − 6 + 2, Kim got 10 and Lou got 14. Who is correct?</w:t>
@@ -3493,7 +3502,7 @@
               <w:rPr>
                 <w:rFonts w:ascii="Avenir Next" w:hAnsi="Avenir Next" w:cs="Avenir Next" w:eastAsia="Avenir Next"/>
                 <w:color w:val="1A1A1A"/>
-                <w:sz w:val="19"/>
+                <w:sz w:val="22"/>
                 <w:szCs w:val="19"/>
               </w:rPr>
               <w:t xml:space="preserve">Kim</w:t>
@@ -3532,7 +3541,7 @@
               <w:rPr>
                 <w:rFonts w:ascii="Avenir Next" w:hAnsi="Avenir Next" w:cs="Avenir Next" w:eastAsia="Avenir Next"/>
                 <w:color w:val="1A1A1A"/>
-                <w:sz w:val="19"/>
+                <w:sz w:val="22"/>
                 <w:szCs w:val="19"/>
               </w:rPr>
               <w:t xml:space="preserve">Lou</w:t>
@@ -3548,6 +3557,7 @@
     </w:p>
     <w:p>
       <w:pPr>
+        <w:pStyle w:val="Heading2"/>
         <w:keepNext/>
         <w:pBdr>
           <w:bottom w:val="single" w:sz="8" w:space="3" w:color="003A70"/>
@@ -3563,7 +3573,7 @@
           <w:b/>
           <w:color w:val="003A70"/>
           <w:spacing w:val="14"/>
-          <w:sz w:val="19"/>
+          <w:sz w:val="22"/>
           <w:szCs w:val="19"/>
         </w:rPr>
         <w:t xml:space="preserve">TEST PRACTICE</w:t>
@@ -3582,7 +3592,7 @@
           <w:rFonts w:ascii="Avenir Next" w:hAnsi="Avenir Next" w:cs="Avenir Next" w:eastAsia="Avenir Next"/>
           <w:i/>
           <w:color w:val="5A5F66"/>
-          <w:sz w:val="17"/>
+          <w:sz w:val="22"/>
           <w:szCs w:val="17"/>
         </w:rPr>
         <w:t xml:space="preserve">choose the best answer</w:t>
@@ -3602,25 +3612,25 @@
           <w:rFonts w:ascii="Avenir Next" w:hAnsi="Avenir Next" w:cs="Avenir Next" w:eastAsia="Avenir Next"/>
           <w:b/>
           <w:color w:val="1A1A1A"/>
+          <w:sz w:val="22"/>
+          <w:szCs w:val="20"/>
+        </w:rPr>
+        <w:t xml:space="preserve">6.</w:t>
+      </w:r>
+      <w:r>
+        <w:rPr>
+          <w:rFonts w:ascii="Avenir Next" w:hAnsi="Avenir Next" w:cs="Avenir Next" w:eastAsia="Avenir Next"/>
+          <w:color w:val="1A1A1A"/>
           <w:sz w:val="20"/>
           <w:szCs w:val="20"/>
         </w:rPr>
-        <w:t xml:space="preserve">6.</w:t>
-      </w:r>
-      <w:r>
-        <w:rPr>
-          <w:rFonts w:ascii="Avenir Next" w:hAnsi="Avenir Next" w:cs="Avenir Next" w:eastAsia="Avenir Next"/>
-          <w:color w:val="1A1A1A"/>
-          <w:sz w:val="20"/>
-          <w:szCs w:val="20"/>
-        </w:rPr>
         <w:tab/>
       </w:r>
       <w:r>
         <w:rPr>
           <w:rFonts w:ascii="Avenir Next" w:hAnsi="Avenir Next" w:cs="Avenir Next" w:eastAsia="Avenir Next"/>
           <w:color w:val="1A1A1A"/>
-          <w:sz w:val="20"/>
+          <w:sz w:val="22"/>
           <w:szCs w:val="20"/>
         </w:rPr>
         <w:t xml:space="preserve">What is the value of 5 + 3 × 2</w:t>
@@ -3629,7 +3639,7 @@
         <w:rPr>
           <w:rFonts w:ascii="Avenir Next" w:hAnsi="Avenir Next" w:cs="Avenir Next" w:eastAsia="Avenir Next"/>
           <w:color w:val="1A1A1A"/>
-          <w:sz w:val="20"/>
+          <w:sz w:val="22"/>
           <w:szCs w:val="20"/>
           <w:vertAlign w:val="superscript"/>
         </w:rPr>
@@ -3639,7 +3649,7 @@
         <w:rPr>
           <w:rFonts w:ascii="Avenir Next" w:hAnsi="Avenir Next" w:cs="Avenir Next" w:eastAsia="Avenir Next"/>
           <w:color w:val="1A1A1A"/>
-          <w:sz w:val="20"/>
+          <w:sz w:val="22"/>
           <w:szCs w:val="20"/>
         </w:rPr>
         <w:t xml:space="preserve">?</w:t>
@@ -3695,25 +3705,25 @@
                 <w:rFonts w:ascii="Avenir Next" w:hAnsi="Avenir Next" w:cs="Avenir Next" w:eastAsia="Avenir Next"/>
                 <w:b/>
                 <w:color w:val="003A70"/>
+                <w:sz w:val="22"/>
+                <w:szCs w:val="19"/>
+              </w:rPr>
+              <w:t xml:space="preserve">A</w:t>
+            </w:r>
+            <w:r>
+              <w:rPr>
+                <w:rFonts w:ascii="Avenir Next" w:hAnsi="Avenir Next" w:cs="Avenir Next" w:eastAsia="Avenir Next"/>
+                <w:color w:val="1A1A1A"/>
                 <w:sz w:val="19"/>
                 <w:szCs w:val="19"/>
               </w:rPr>
-              <w:t xml:space="preserve">A</w:t>
-            </w:r>
-            <w:r>
-              <w:rPr>
-                <w:rFonts w:ascii="Avenir Next" w:hAnsi="Avenir Next" w:cs="Avenir Next" w:eastAsia="Avenir Next"/>
-                <w:color w:val="1A1A1A"/>
-                <w:sz w:val="19"/>
-                <w:szCs w:val="19"/>
-              </w:rPr>
               <w:tab/>
             </w:r>
             <w:r>
               <w:rPr>
                 <w:rFonts w:ascii="Avenir Next" w:hAnsi="Avenir Next" w:cs="Avenir Next" w:eastAsia="Avenir Next"/>
                 <w:color w:val="1A1A1A"/>
-                <w:sz w:val="19"/>
+                <w:sz w:val="22"/>
                 <w:szCs w:val="19"/>
               </w:rPr>
               <w:t xml:space="preserve">17</w:t>
@@ -3738,25 +3748,25 @@
                 <w:rFonts w:ascii="Avenir Next" w:hAnsi="Avenir Next" w:cs="Avenir Next" w:eastAsia="Avenir Next"/>
                 <w:b/>
                 <w:color w:val="003A70"/>
+                <w:sz w:val="22"/>
+                <w:szCs w:val="19"/>
+              </w:rPr>
+              <w:t xml:space="preserve">B</w:t>
+            </w:r>
+            <w:r>
+              <w:rPr>
+                <w:rFonts w:ascii="Avenir Next" w:hAnsi="Avenir Next" w:cs="Avenir Next" w:eastAsia="Avenir Next"/>
+                <w:color w:val="1A1A1A"/>
                 <w:sz w:val="19"/>
                 <w:szCs w:val="19"/>
               </w:rPr>
-              <w:t xml:space="preserve">B</w:t>
-            </w:r>
-            <w:r>
-              <w:rPr>
-                <w:rFonts w:ascii="Avenir Next" w:hAnsi="Avenir Next" w:cs="Avenir Next" w:eastAsia="Avenir Next"/>
-                <w:color w:val="1A1A1A"/>
-                <w:sz w:val="19"/>
-                <w:szCs w:val="19"/>
-              </w:rPr>
               <w:tab/>
             </w:r>
             <w:r>
               <w:rPr>
                 <w:rFonts w:ascii="Avenir Next" w:hAnsi="Avenir Next" w:cs="Avenir Next" w:eastAsia="Avenir Next"/>
                 <w:color w:val="1A1A1A"/>
-                <w:sz w:val="19"/>
+                <w:sz w:val="22"/>
                 <w:szCs w:val="19"/>
               </w:rPr>
               <w:t xml:space="preserve">32</w:t>
@@ -3781,25 +3791,25 @@
                 <w:rFonts w:ascii="Avenir Next" w:hAnsi="Avenir Next" w:cs="Avenir Next" w:eastAsia="Avenir Next"/>
                 <w:b/>
                 <w:color w:val="003A70"/>
+                <w:sz w:val="22"/>
+                <w:szCs w:val="19"/>
+              </w:rPr>
+              <w:t xml:space="preserve">C</w:t>
+            </w:r>
+            <w:r>
+              <w:rPr>
+                <w:rFonts w:ascii="Avenir Next" w:hAnsi="Avenir Next" w:cs="Avenir Next" w:eastAsia="Avenir Next"/>
+                <w:color w:val="1A1A1A"/>
                 <w:sz w:val="19"/>
                 <w:szCs w:val="19"/>
               </w:rPr>
-              <w:t xml:space="preserve">C</w:t>
-            </w:r>
-            <w:r>
-              <w:rPr>
-                <w:rFonts w:ascii="Avenir Next" w:hAnsi="Avenir Next" w:cs="Avenir Next" w:eastAsia="Avenir Next"/>
-                <w:color w:val="1A1A1A"/>
-                <w:sz w:val="19"/>
-                <w:szCs w:val="19"/>
-              </w:rPr>
               <w:tab/>
             </w:r>
             <w:r>
               <w:rPr>
                 <w:rFonts w:ascii="Avenir Next" w:hAnsi="Avenir Next" w:cs="Avenir Next" w:eastAsia="Avenir Next"/>
                 <w:color w:val="1A1A1A"/>
-                <w:sz w:val="19"/>
+                <w:sz w:val="22"/>
                 <w:szCs w:val="19"/>
               </w:rPr>
               <w:t xml:space="preserve">41</w:t>
@@ -3824,25 +3834,25 @@
                 <w:rFonts w:ascii="Avenir Next" w:hAnsi="Avenir Next" w:cs="Avenir Next" w:eastAsia="Avenir Next"/>
                 <w:b/>
                 <w:color w:val="003A70"/>
+                <w:sz w:val="22"/>
+                <w:szCs w:val="19"/>
+              </w:rPr>
+              <w:t xml:space="preserve">D</w:t>
+            </w:r>
+            <w:r>
+              <w:rPr>
+                <w:rFonts w:ascii="Avenir Next" w:hAnsi="Avenir Next" w:cs="Avenir Next" w:eastAsia="Avenir Next"/>
+                <w:color w:val="1A1A1A"/>
                 <w:sz w:val="19"/>
                 <w:szCs w:val="19"/>
               </w:rPr>
-              <w:t xml:space="preserve">D</w:t>
-            </w:r>
-            <w:r>
-              <w:rPr>
-                <w:rFonts w:ascii="Avenir Next" w:hAnsi="Avenir Next" w:cs="Avenir Next" w:eastAsia="Avenir Next"/>
-                <w:color w:val="1A1A1A"/>
-                <w:sz w:val="19"/>
-                <w:szCs w:val="19"/>
-              </w:rPr>
               <w:tab/>
             </w:r>
             <w:r>
               <w:rPr>
                 <w:rFonts w:ascii="Avenir Next" w:hAnsi="Avenir Next" w:cs="Avenir Next" w:eastAsia="Avenir Next"/>
                 <w:color w:val="1A1A1A"/>
-                <w:sz w:val="19"/>
+                <w:sz w:val="22"/>
                 <w:szCs w:val="19"/>
               </w:rPr>
               <w:t xml:space="preserve">256</w:t>
@@ -3870,25 +3880,25 @@
           <w:rFonts w:ascii="Avenir Next" w:hAnsi="Avenir Next" w:cs="Avenir Next" w:eastAsia="Avenir Next"/>
           <w:b/>
           <w:color w:val="1A1A1A"/>
+          <w:sz w:val="22"/>
+          <w:szCs w:val="20"/>
+        </w:rPr>
+        <w:t xml:space="preserve">7.</w:t>
+      </w:r>
+      <w:r>
+        <w:rPr>
+          <w:rFonts w:ascii="Avenir Next" w:hAnsi="Avenir Next" w:cs="Avenir Next" w:eastAsia="Avenir Next"/>
+          <w:color w:val="1A1A1A"/>
           <w:sz w:val="20"/>
           <w:szCs w:val="20"/>
         </w:rPr>
-        <w:t xml:space="preserve">7.</w:t>
-      </w:r>
-      <w:r>
-        <w:rPr>
-          <w:rFonts w:ascii="Avenir Next" w:hAnsi="Avenir Next" w:cs="Avenir Next" w:eastAsia="Avenir Next"/>
-          <w:color w:val="1A1A1A"/>
-          <w:sz w:val="20"/>
-          <w:szCs w:val="20"/>
-        </w:rPr>
         <w:tab/>
       </w:r>
       <w:r>
         <w:rPr>
           <w:rFonts w:ascii="Avenir Next" w:hAnsi="Avenir Next" w:cs="Avenir Next" w:eastAsia="Avenir Next"/>
           <w:color w:val="1A1A1A"/>
-          <w:sz w:val="20"/>
+          <w:sz w:val="22"/>
           <w:szCs w:val="20"/>
         </w:rPr>
         <w:t xml:space="preserve">Which expression has a value of 14?</w:t>
@@ -3944,25 +3954,25 @@
                 <w:rFonts w:ascii="Avenir Next" w:hAnsi="Avenir Next" w:cs="Avenir Next" w:eastAsia="Avenir Next"/>
                 <w:b/>
                 <w:color w:val="003A70"/>
+                <w:sz w:val="22"/>
+                <w:szCs w:val="19"/>
+              </w:rPr>
+              <w:t xml:space="preserve">A</w:t>
+            </w:r>
+            <w:r>
+              <w:rPr>
+                <w:rFonts w:ascii="Avenir Next" w:hAnsi="Avenir Next" w:cs="Avenir Next" w:eastAsia="Avenir Next"/>
+                <w:color w:val="1A1A1A"/>
                 <w:sz w:val="19"/>
                 <w:szCs w:val="19"/>
               </w:rPr>
-              <w:t xml:space="preserve">A</w:t>
-            </w:r>
-            <w:r>
-              <w:rPr>
-                <w:rFonts w:ascii="Avenir Next" w:hAnsi="Avenir Next" w:cs="Avenir Next" w:eastAsia="Avenir Next"/>
-                <w:color w:val="1A1A1A"/>
-                <w:sz w:val="19"/>
-                <w:szCs w:val="19"/>
-              </w:rPr>
               <w:tab/>
             </w:r>
             <w:r>
               <w:rPr>
                 <w:rFonts w:ascii="Avenir Next" w:hAnsi="Avenir Next" w:cs="Avenir Next" w:eastAsia="Avenir Next"/>
                 <w:color w:val="1A1A1A"/>
-                <w:sz w:val="19"/>
+                <w:sz w:val="22"/>
                 <w:szCs w:val="19"/>
               </w:rPr>
               <w:t xml:space="preserve">(2 + 3) × 4</w:t>
@@ -3987,25 +3997,25 @@
                 <w:rFonts w:ascii="Avenir Next" w:hAnsi="Avenir Next" w:cs="Avenir Next" w:eastAsia="Avenir Next"/>
                 <w:b/>
                 <w:color w:val="003A70"/>
+                <w:sz w:val="22"/>
+                <w:szCs w:val="19"/>
+              </w:rPr>
+              <w:t xml:space="preserve">B</w:t>
+            </w:r>
+            <w:r>
+              <w:rPr>
+                <w:rFonts w:ascii="Avenir Next" w:hAnsi="Avenir Next" w:cs="Avenir Next" w:eastAsia="Avenir Next"/>
+                <w:color w:val="1A1A1A"/>
                 <w:sz w:val="19"/>
                 <w:szCs w:val="19"/>
               </w:rPr>
-              <w:t xml:space="preserve">B</w:t>
-            </w:r>
-            <w:r>
-              <w:rPr>
-                <w:rFonts w:ascii="Avenir Next" w:hAnsi="Avenir Next" w:cs="Avenir Next" w:eastAsia="Avenir Next"/>
-                <w:color w:val="1A1A1A"/>
-                <w:sz w:val="19"/>
-                <w:szCs w:val="19"/>
-              </w:rPr>
               <w:tab/>
             </w:r>
             <w:r>
               <w:rPr>
                 <w:rFonts w:ascii="Avenir Next" w:hAnsi="Avenir Next" w:cs="Avenir Next" w:eastAsia="Avenir Next"/>
                 <w:color w:val="1A1A1A"/>
-                <w:sz w:val="19"/>
+                <w:sz w:val="22"/>
                 <w:szCs w:val="19"/>
               </w:rPr>
               <w:t xml:space="preserve">2 + 3 × 4</w:t>
@@ -4030,34 +4040,34 @@
                 <w:rFonts w:ascii="Avenir Next" w:hAnsi="Avenir Next" w:cs="Avenir Next" w:eastAsia="Avenir Next"/>
                 <w:b/>
                 <w:color w:val="003A70"/>
+                <w:sz w:val="22"/>
+                <w:szCs w:val="19"/>
+              </w:rPr>
+              <w:t xml:space="preserve">C</w:t>
+            </w:r>
+            <w:r>
+              <w:rPr>
+                <w:rFonts w:ascii="Avenir Next" w:hAnsi="Avenir Next" w:cs="Avenir Next" w:eastAsia="Avenir Next"/>
+                <w:color w:val="1A1A1A"/>
                 <w:sz w:val="19"/>
                 <w:szCs w:val="19"/>
               </w:rPr>
-              <w:t xml:space="preserve">C</w:t>
-            </w:r>
-            <w:r>
-              <w:rPr>
-                <w:rFonts w:ascii="Avenir Next" w:hAnsi="Avenir Next" w:cs="Avenir Next" w:eastAsia="Avenir Next"/>
-                <w:color w:val="1A1A1A"/>
-                <w:sz w:val="19"/>
+              <w:tab/>
+            </w:r>
+            <w:r>
+              <w:rPr>
+                <w:rFonts w:ascii="Avenir Next" w:hAnsi="Avenir Next" w:cs="Avenir Next" w:eastAsia="Avenir Next"/>
+                <w:color w:val="1A1A1A"/>
+                <w:sz w:val="22"/>
                 <w:szCs w:val="19"/>
               </w:rPr>
-              <w:tab/>
-            </w:r>
-            <w:r>
-              <w:rPr>
-                <w:rFonts w:ascii="Avenir Next" w:hAnsi="Avenir Next" w:cs="Avenir Next" w:eastAsia="Avenir Next"/>
-                <w:color w:val="1A1A1A"/>
-                <w:sz w:val="19"/>
-                <w:szCs w:val="19"/>
-              </w:rPr>
               <w:t xml:space="preserve">2</w:t>
             </w:r>
             <w:r>
               <w:rPr>
                 <w:rFonts w:ascii="Avenir Next" w:hAnsi="Avenir Next" w:cs="Avenir Next" w:eastAsia="Avenir Next"/>
                 <w:color w:val="1A1A1A"/>
-                <w:sz w:val="19"/>
+                <w:sz w:val="22"/>
                 <w:szCs w:val="19"/>
                 <w:vertAlign w:val="superscript"/>
               </w:rPr>
@@ -4067,7 +4077,7 @@
               <w:rPr>
                 <w:rFonts w:ascii="Avenir Next" w:hAnsi="Avenir Next" w:cs="Avenir Next" w:eastAsia="Avenir Next"/>
                 <w:color w:val="1A1A1A"/>
-                <w:sz w:val="19"/>
+                <w:sz w:val="22"/>
                 <w:szCs w:val="19"/>
               </w:rPr>
               <w:t xml:space="preserve"> + 4</w:t>
@@ -4092,25 +4102,25 @@
                 <w:rFonts w:ascii="Avenir Next" w:hAnsi="Avenir Next" w:cs="Avenir Next" w:eastAsia="Avenir Next"/>
                 <w:b/>
                 <w:color w:val="003A70"/>
+                <w:sz w:val="22"/>
+                <w:szCs w:val="19"/>
+              </w:rPr>
+              <w:t xml:space="preserve">D</w:t>
+            </w:r>
+            <w:r>
+              <w:rPr>
+                <w:rFonts w:ascii="Avenir Next" w:hAnsi="Avenir Next" w:cs="Avenir Next" w:eastAsia="Avenir Next"/>
+                <w:color w:val="1A1A1A"/>
                 <w:sz w:val="19"/>
                 <w:szCs w:val="19"/>
               </w:rPr>
-              <w:t xml:space="preserve">D</w:t>
-            </w:r>
-            <w:r>
-              <w:rPr>
-                <w:rFonts w:ascii="Avenir Next" w:hAnsi="Avenir Next" w:cs="Avenir Next" w:eastAsia="Avenir Next"/>
-                <w:color w:val="1A1A1A"/>
-                <w:sz w:val="19"/>
-                <w:szCs w:val="19"/>
-              </w:rPr>
               <w:tab/>
             </w:r>
             <w:r>
               <w:rPr>
                 <w:rFonts w:ascii="Avenir Next" w:hAnsi="Avenir Next" w:cs="Avenir Next" w:eastAsia="Avenir Next"/>
                 <w:color w:val="1A1A1A"/>
-                <w:sz w:val="19"/>
+                <w:sz w:val="22"/>
                 <w:szCs w:val="19"/>
               </w:rPr>
               <w:t xml:space="preserve">16 ÷ 2 × 4</w:t>
@@ -4168,6 +4178,7 @@
           </w:tcPr>
           <w:p>
             <w:pPr>
+              <w:pStyle w:val="Heading2"/>
               <w:spacing w:before="0" w:after="0" w:line="240" w:lineRule="auto"/>
             </w:pPr>
             <w:r>
@@ -4205,7 +4216,7 @@
               <w:rPr>
                 <w:rFonts w:ascii="Avenir Next" w:hAnsi="Avenir Next" w:cs="Avenir Next" w:eastAsia="Avenir Next"/>
                 <w:color w:val="1A1A1A"/>
-                <w:sz w:val="17"/>
+                <w:sz w:val="22"/>
                 <w:szCs w:val="17"/>
               </w:rPr>
               <w:t xml:space="preserve">  I can do this on my own</w:t>
@@ -4234,7 +4245,7 @@
               <w:rPr>
                 <w:rFonts w:ascii="Avenir Next" w:hAnsi="Avenir Next" w:cs="Avenir Next" w:eastAsia="Avenir Next"/>
                 <w:color w:val="1A1A1A"/>
-                <w:sz w:val="17"/>
+                <w:sz w:val="22"/>
                 <w:szCs w:val="17"/>
               </w:rPr>
               <w:t xml:space="preserve">  I need a little help</w:t>
@@ -4263,7 +4274,7 @@
               <w:rPr>
                 <w:rFonts w:ascii="Avenir Next" w:hAnsi="Avenir Next" w:cs="Avenir Next" w:eastAsia="Avenir Next"/>
                 <w:color w:val="1A1A1A"/>
-                <w:sz w:val="17"/>
+                <w:sz w:val="22"/>
                 <w:szCs w:val="17"/>
               </w:rPr>
               <w:t xml:space="preserve">  I have a question about #</w:t>
@@ -4301,7 +4312,7 @@
         <w:rPr>
           <w:rFonts w:ascii="Avenir Next" w:hAnsi="Avenir Next" w:cs="Avenir Next" w:eastAsia="Avenir Next"/>
           <w:color w:val="5A5F66"/>
-          <w:sz w:val="17"/>
+          <w:sz w:val="22"/>
           <w:szCs w:val="17"/>
         </w:rPr>
         <w:t xml:space="preserve">Show someone at home why 2 + 3 × 4 and (2 + 3) × 4 have different values.</w:t>
@@ -4395,7 +4406,106 @@
               <w:sz w:val="15"/>
               <w:szCs w:val="15"/>
             </w:rPr>
-            <w:t xml:space="preserve">Lesson 6-4  ·  Homework Packet</w:t>
+            <w:t xml:space="preserve">6-4 · Page </w:t>
+          </w:r>
+          <w:r>
+            <w:rPr>
+              <w:rFonts w:ascii="Avenir Next" w:hAnsi="Avenir Next" w:cs="Avenir Next" w:eastAsia="Avenir Next"/>
+              <w:color w:val="5A5F66"/>
+              <w:sz w:val="15"/>
+              <w:szCs w:val="15"/>
+            </w:rPr>
+            <w:fldChar w:fldCharType="begin"/>
+          </w:r>
+          <w:r>
+            <w:rPr>
+              <w:rFonts w:ascii="Avenir Next" w:hAnsi="Avenir Next" w:cs="Avenir Next" w:eastAsia="Avenir Next"/>
+              <w:color w:val="5A5F66"/>
+              <w:sz w:val="15"/>
+              <w:szCs w:val="15"/>
+            </w:rPr>
+            <w:instrText xml:space="preserve"> PAGE </w:instrText>
+          </w:r>
+          <w:r>
+            <w:rPr>
+              <w:rFonts w:ascii="Avenir Next" w:hAnsi="Avenir Next" w:cs="Avenir Next" w:eastAsia="Avenir Next"/>
+              <w:color w:val="5A5F66"/>
+              <w:sz w:val="15"/>
+              <w:szCs w:val="15"/>
+            </w:rPr>
+            <w:fldChar w:fldCharType="separate"/>
+          </w:r>
+          <w:r>
+            <w:rPr>
+              <w:rFonts w:ascii="Avenir Next" w:hAnsi="Avenir Next" w:cs="Avenir Next" w:eastAsia="Avenir Next"/>
+              <w:color w:val="5A5F66"/>
+              <w:sz w:val="15"/>
+              <w:szCs w:val="15"/>
+            </w:rPr>
+            <w:t xml:space="preserve">1</w:t>
+          </w:r>
+          <w:r>
+            <w:rPr>
+              <w:rFonts w:ascii="Avenir Next" w:hAnsi="Avenir Next" w:cs="Avenir Next" w:eastAsia="Avenir Next"/>
+              <w:color w:val="5A5F66"/>
+              <w:sz w:val="15"/>
+              <w:szCs w:val="15"/>
+            </w:rPr>
+            <w:fldChar w:fldCharType="end"/>
+          </w:r>
+          <w:r>
+            <w:rPr>
+              <w:rFonts w:ascii="Avenir Next" w:hAnsi="Avenir Next" w:cs="Avenir Next" w:eastAsia="Avenir Next"/>
+              <w:color w:val="5A5F66"/>
+              <w:sz w:val="15"/>
+              <w:szCs w:val="15"/>
+            </w:rPr>
+            <w:t xml:space="preserve"> of </w:t>
+          </w:r>
+          <w:r>
+            <w:rPr>
+              <w:rFonts w:ascii="Avenir Next" w:hAnsi="Avenir Next" w:cs="Avenir Next" w:eastAsia="Avenir Next"/>
+              <w:color w:val="5A5F66"/>
+              <w:sz w:val="15"/>
+              <w:szCs w:val="15"/>
+            </w:rPr>
+            <w:fldChar w:fldCharType="begin"/>
+          </w:r>
+          <w:r>
+            <w:rPr>
+              <w:rFonts w:ascii="Avenir Next" w:hAnsi="Avenir Next" w:cs="Avenir Next" w:eastAsia="Avenir Next"/>
+              <w:color w:val="5A5F66"/>
+              <w:sz w:val="15"/>
+              <w:szCs w:val="15"/>
+            </w:rPr>
+            <w:instrText xml:space="preserve"> NUMPAGES </w:instrText>
+          </w:r>
+          <w:r>
+            <w:rPr>
+              <w:rFonts w:ascii="Avenir Next" w:hAnsi="Avenir Next" w:cs="Avenir Next" w:eastAsia="Avenir Next"/>
+              <w:color w:val="5A5F66"/>
+              <w:sz w:val="15"/>
+              <w:szCs w:val="15"/>
+            </w:rPr>
+            <w:fldChar w:fldCharType="separate"/>
+          </w:r>
+          <w:r>
+            <w:rPr>
+              <w:rFonts w:ascii="Avenir Next" w:hAnsi="Avenir Next" w:cs="Avenir Next" w:eastAsia="Avenir Next"/>
+              <w:color w:val="5A5F66"/>
+              <w:sz w:val="15"/>
+              <w:szCs w:val="15"/>
+            </w:rPr>
+            <w:t xml:space="preserve">1</w:t>
+          </w:r>
+          <w:r>
+            <w:rPr>
+              <w:rFonts w:ascii="Avenir Next" w:hAnsi="Avenir Next" w:cs="Avenir Next" w:eastAsia="Avenir Next"/>
+              <w:color w:val="5A5F66"/>
+              <w:sz w:val="15"/>
+              <w:szCs w:val="15"/>
+            </w:rPr>
+            <w:fldChar w:fldCharType="end"/>
           </w:r>
         </w:p>
       </w:tc>
@@ -4438,5 +4548,23 @@
       </w:tblCellMar>
     </w:tblPr>
   </w:style>
+  <w:style w:type="paragraph" w:styleId="Heading1">
+    <w:name w:val="heading 1"/>
+    <w:basedOn w:val="Normal"/>
+    <w:pPr>
+      <w:outlineLvl w:val="0"/>
+      <w:keepNext w:val="0"/>
+      <w:keepLines w:val="0"/>
+    </w:pPr>
+  </w:style>
+  <w:style w:type="paragraph" w:styleId="Heading2">
+    <w:name w:val="heading 2"/>
+    <w:basedOn w:val="Normal"/>
+    <w:pPr>
+      <w:outlineLvl w:val="1"/>
+      <w:keepNext w:val="0"/>
+      <w:keepLines w:val="0"/>
+    </w:pPr>
+  </w:style>
 </w:styles>
 </file>